--- a/research/companies/US/LIN-linde/林德 LIN.docx
+++ b/research/companies/US/LIN-linde/林德 LIN.docx
@@ -1577,6 +1577,477 @@
     <w:p>
       <w:pPr>
         <w:rPr>
+          <w:rFonts w:ascii="Helvetica Neue" w:hAnsi="Helvetica Neue"/>
+          <w:b/>
+          <w:bCs/>
+          <w:color w:val="333333"/>
+          <w:shd w:val="clear" w:color="auto" w:fill="FFFFFF"/>
+        </w:rPr>
+      </w:pPr>
+      <w:r>
+        <w:rPr>
+          <w:rFonts w:ascii="Helvetica Neue" w:hAnsi="Helvetica Neue" w:hint="eastAsia"/>
+          <w:b/>
+          <w:bCs/>
+          <w:color w:val="333333"/>
+          <w:shd w:val="clear" w:color="auto" w:fill="FFFFFF"/>
+        </w:rPr>
+        <w:t>工艺气体存在两种合同模式</w:t>
+      </w:r>
+    </w:p>
+    <w:p>
+      <w:pPr>
+        <w:rPr>
+          <w:rFonts w:ascii="Helvetica Neue" w:hAnsi="Helvetica Neue"/>
+          <w:color w:val="333333"/>
+          <w:shd w:val="clear" w:color="auto" w:fill="FFFFFF"/>
+        </w:rPr>
+      </w:pPr>
+      <w:r>
+        <w:rPr>
+          <w:rFonts w:ascii="Helvetica Neue" w:hAnsi="Helvetica Neue"/>
+          <w:color w:val="333333"/>
+          <w:shd w:val="clear" w:color="auto" w:fill="FFFFFF"/>
+        </w:rPr>
+        <w:t>工艺气体（</w:t>
+      </w:r>
+      <w:r>
+        <w:rPr>
+          <w:rFonts w:ascii="Helvetica Neue" w:hAnsi="Helvetica Neue"/>
+          <w:color w:val="333333"/>
+          <w:shd w:val="clear" w:color="auto" w:fill="FFFFFF"/>
+        </w:rPr>
+        <w:t>H₂/CO/</w:t>
+      </w:r>
+      <w:r>
+        <w:rPr>
+          <w:rFonts w:ascii="Helvetica Neue" w:hAnsi="Helvetica Neue"/>
+          <w:color w:val="333333"/>
+          <w:shd w:val="clear" w:color="auto" w:fill="FFFFFF"/>
+        </w:rPr>
+        <w:t>合成气）：原料主要是天然气</w:t>
+      </w:r>
+      <w:r>
+        <w:rPr>
+          <w:rFonts w:ascii="Helvetica Neue" w:hAnsi="Helvetica Neue"/>
+          <w:color w:val="333333"/>
+          <w:shd w:val="clear" w:color="auto" w:fill="FFFFFF"/>
+        </w:rPr>
+        <w:t>/</w:t>
+      </w:r>
+      <w:r>
+        <w:rPr>
+          <w:rFonts w:ascii="Helvetica Neue" w:hAnsi="Helvetica Neue"/>
+          <w:color w:val="333333"/>
+          <w:shd w:val="clear" w:color="auto" w:fill="FFFFFF"/>
+        </w:rPr>
+        <w:t>石脑油</w:t>
+      </w:r>
+      <w:r>
+        <w:rPr>
+          <w:rFonts w:ascii="Helvetica Neue" w:hAnsi="Helvetica Neue"/>
+          <w:color w:val="333333"/>
+          <w:shd w:val="clear" w:color="auto" w:fill="FFFFFF"/>
+        </w:rPr>
+        <w:t>/</w:t>
+      </w:r>
+      <w:r>
+        <w:rPr>
+          <w:rFonts w:ascii="Helvetica Neue" w:hAnsi="Helvetica Neue"/>
+          <w:color w:val="333333"/>
+          <w:shd w:val="clear" w:color="auto" w:fill="FFFFFF"/>
+        </w:rPr>
+        <w:t>煤（取决于工艺路线和地区）。</w:t>
+      </w:r>
+    </w:p>
+    <w:p>
+      <w:pPr>
+        <w:rPr>
+          <w:rFonts w:ascii="Helvetica Neue" w:hAnsi="Helvetica Neue"/>
+          <w:color w:val="333333"/>
+          <w:shd w:val="clear" w:color="auto" w:fill="FFFFFF"/>
+        </w:rPr>
+      </w:pPr>
+      <w:r>
+        <w:rPr>
+          <w:rFonts w:ascii="Helvetica Neue" w:hAnsi="Helvetica Neue"/>
+          <w:b/>
+          <w:bCs/>
+          <w:color w:val="333333"/>
+          <w:shd w:val="clear" w:color="auto" w:fill="FFFFFF"/>
+        </w:rPr>
+        <w:t>模式一</w:t>
+      </w:r>
+      <w:r>
+        <w:rPr>
+          <w:rFonts w:ascii="Helvetica Neue" w:hAnsi="Helvetica Neue"/>
+          <w:color w:val="333333"/>
+          <w:shd w:val="clear" w:color="auto" w:fill="FFFFFF"/>
+        </w:rPr>
+        <w:t>：能源传导（</w:t>
+      </w:r>
+      <w:r>
+        <w:rPr>
+          <w:rFonts w:ascii="Helvetica Neue" w:hAnsi="Helvetica Neue"/>
+          <w:color w:val="333333"/>
+          <w:shd w:val="clear" w:color="auto" w:fill="FFFFFF"/>
+        </w:rPr>
+        <w:t>Energy Pass-through</w:t>
+      </w:r>
+      <w:r>
+        <w:rPr>
+          <w:rFonts w:ascii="Helvetica Neue" w:hAnsi="Helvetica Neue"/>
+          <w:color w:val="333333"/>
+          <w:shd w:val="clear" w:color="auto" w:fill="FFFFFF"/>
+        </w:rPr>
+        <w:t>）</w:t>
+      </w:r>
+    </w:p>
+    <w:p>
+      <w:pPr>
+        <w:ind w:left="420"/>
+        <w:rPr>
+          <w:rFonts w:ascii="Helvetica Neue" w:hAnsi="Helvetica Neue"/>
+          <w:color w:val="333333"/>
+          <w:shd w:val="clear" w:color="auto" w:fill="FFFFFF"/>
+        </w:rPr>
+      </w:pPr>
+      <w:r>
+        <w:rPr>
+          <w:rFonts w:ascii="Helvetica Neue" w:hAnsi="Helvetica Neue"/>
+          <w:color w:val="333333"/>
+          <w:shd w:val="clear" w:color="auto" w:fill="FFFFFF"/>
+        </w:rPr>
+        <w:t>林德负责采购天然气，用</w:t>
+      </w:r>
+      <w:r>
+        <w:rPr>
+          <w:rFonts w:ascii="Helvetica Neue" w:hAnsi="Helvetica Neue"/>
+          <w:color w:val="333333"/>
+          <w:shd w:val="clear" w:color="auto" w:fill="FFFFFF"/>
+        </w:rPr>
+        <w:t>SMR/ATR</w:t>
+      </w:r>
+      <w:r>
+        <w:rPr>
+          <w:rFonts w:ascii="Helvetica Neue" w:hAnsi="Helvetica Neue"/>
+          <w:color w:val="333333"/>
+          <w:shd w:val="clear" w:color="auto" w:fill="FFFFFF"/>
+        </w:rPr>
+        <w:t>装置将天然气转化为氢气，供给客户。天然气成本通过合同条款直接转嫁给客户。</w:t>
+      </w:r>
+    </w:p>
+    <w:p>
+      <w:pPr>
+        <w:rPr>
+          <w:rFonts w:ascii="Helvetica Neue" w:hAnsi="Helvetica Neue"/>
+          <w:color w:val="333333"/>
+          <w:shd w:val="clear" w:color="auto" w:fill="FFFFFF"/>
+        </w:rPr>
+      </w:pPr>
+      <w:r>
+        <w:rPr>
+          <w:rFonts w:ascii="Helvetica Neue" w:hAnsi="Helvetica Neue"/>
+          <w:b/>
+          <w:bCs/>
+          <w:color w:val="333333"/>
+          <w:shd w:val="clear" w:color="auto" w:fill="FFFFFF"/>
+        </w:rPr>
+        <w:t>模式二</w:t>
+      </w:r>
+      <w:r>
+        <w:rPr>
+          <w:rFonts w:ascii="Helvetica Neue" w:hAnsi="Helvetica Neue"/>
+          <w:color w:val="333333"/>
+          <w:shd w:val="clear" w:color="auto" w:fill="FFFFFF"/>
+        </w:rPr>
+        <w:t>：加工费（</w:t>
+      </w:r>
+      <w:r>
+        <w:rPr>
+          <w:rFonts w:ascii="Helvetica Neue" w:hAnsi="Helvetica Neue"/>
+          <w:color w:val="333333"/>
+          <w:shd w:val="clear" w:color="auto" w:fill="FFFFFF"/>
+        </w:rPr>
+        <w:t>Tolling</w:t>
+      </w:r>
+      <w:r>
+        <w:rPr>
+          <w:rFonts w:ascii="Helvetica Neue" w:hAnsi="Helvetica Neue"/>
+          <w:color w:val="333333"/>
+          <w:shd w:val="clear" w:color="auto" w:fill="FFFFFF"/>
+        </w:rPr>
+        <w:t>）</w:t>
+      </w:r>
+    </w:p>
+    <w:p>
+      <w:pPr>
+        <w:ind w:left="420"/>
+        <w:rPr>
+          <w:rFonts w:ascii="Helvetica Neue" w:hAnsi="Helvetica Neue"/>
+          <w:color w:val="333333"/>
+          <w:shd w:val="clear" w:color="auto" w:fill="FFFFFF"/>
+        </w:rPr>
+      </w:pPr>
+      <w:r>
+        <w:rPr>
+          <w:rFonts w:ascii="Helvetica Neue" w:hAnsi="Helvetica Neue"/>
+          <w:color w:val="333333"/>
+          <w:shd w:val="clear" w:color="auto" w:fill="FFFFFF"/>
+        </w:rPr>
+        <w:t>客户自己解决天然气供应，林德只负责用自己的装置把客户提供的天然气加工成氢气，收取加工费（</w:t>
+      </w:r>
+      <w:r>
+        <w:rPr>
+          <w:rFonts w:ascii="Helvetica Neue" w:hAnsi="Helvetica Neue"/>
+          <w:color w:val="333333"/>
+          <w:shd w:val="clear" w:color="auto" w:fill="FFFFFF"/>
+        </w:rPr>
+        <w:t>facility fee/tolling fee</w:t>
+      </w:r>
+      <w:r>
+        <w:rPr>
+          <w:rFonts w:ascii="Helvetica Neue" w:hAnsi="Helvetica Neue"/>
+          <w:color w:val="333333"/>
+          <w:shd w:val="clear" w:color="auto" w:fill="FFFFFF"/>
+        </w:rPr>
+        <w:t>）。</w:t>
+      </w:r>
+    </w:p>
+    <w:p>
+      <w:pPr>
+        <w:rPr>
+          <w:rFonts w:ascii="Helvetica Neue" w:hAnsi="Helvetica Neue"/>
+          <w:color w:val="333333"/>
+          <w:shd w:val="clear" w:color="auto" w:fill="FFFFFF"/>
+        </w:rPr>
+      </w:pPr>
+      <w:r>
+        <w:rPr>
+          <w:rFonts w:ascii="Helvetica Neue" w:hAnsi="Helvetica Neue"/>
+          <w:noProof/>
+          <w:color w:val="333333"/>
+          <w:shd w:val="clear" w:color="auto" w:fill="FFFFFF"/>
+        </w:rPr>
+        <w:lastRenderedPageBreak/>
+        <w:drawing>
+          <wp:inline distT="0" distB="0" distL="0" distR="0" wp14:anchorId="6A66ED1D" wp14:editId="5035B8B6">
+            <wp:extent cx="4970352" cy="1908642"/>
+            <wp:effectExtent l="0" t="0" r="0" b="0"/>
+            <wp:docPr id="1875086123" name="图片 1"/>
+            <wp:cNvGraphicFramePr>
+              <a:graphicFrameLocks xmlns:a="http://schemas.openxmlformats.org/drawingml/2006/main" noChangeAspect="1"/>
+            </wp:cNvGraphicFramePr>
+            <a:graphic xmlns:a="http://schemas.openxmlformats.org/drawingml/2006/main">
+              <a:graphicData uri="http://schemas.openxmlformats.org/drawingml/2006/picture">
+                <pic:pic xmlns:pic="http://schemas.openxmlformats.org/drawingml/2006/picture">
+                  <pic:nvPicPr>
+                    <pic:cNvPr id="1875086123" name=""/>
+                    <pic:cNvPicPr/>
+                  </pic:nvPicPr>
+                  <pic:blipFill>
+                    <a:blip r:embed="rId10"/>
+                    <a:stretch>
+                      <a:fillRect/>
+                    </a:stretch>
+                  </pic:blipFill>
+                  <pic:spPr>
+                    <a:xfrm>
+                      <a:off x="0" y="0"/>
+                      <a:ext cx="4991081" cy="1916602"/>
+                    </a:xfrm>
+                    <a:prstGeom prst="rect">
+                      <a:avLst/>
+                    </a:prstGeom>
+                  </pic:spPr>
+                </pic:pic>
+              </a:graphicData>
+            </a:graphic>
+          </wp:inline>
+        </w:drawing>
+      </w:r>
+    </w:p>
+    <w:p>
+      <w:pPr>
+        <w:rPr>
+          <w:rFonts w:ascii="Helvetica Neue" w:hAnsi="Helvetica Neue"/>
+          <w:color w:val="333333"/>
+          <w:shd w:val="clear" w:color="auto" w:fill="FFFFFF"/>
+        </w:rPr>
+      </w:pPr>
+      <w:r>
+        <w:rPr>
+          <w:rFonts w:ascii="Helvetica Neue" w:hAnsi="Helvetica Neue"/>
+          <w:color w:val="333333"/>
+          <w:shd w:val="clear" w:color="auto" w:fill="FFFFFF"/>
+        </w:rPr>
+        <w:t>实际上，大型</w:t>
+      </w:r>
+      <w:r>
+        <w:rPr>
+          <w:rFonts w:ascii="Helvetica Neue" w:hAnsi="Helvetica Neue"/>
+          <w:color w:val="333333"/>
+          <w:shd w:val="clear" w:color="auto" w:fill="FFFFFF"/>
+        </w:rPr>
+        <w:t>on-site</w:t>
+      </w:r>
+      <w:r>
+        <w:rPr>
+          <w:rFonts w:ascii="Helvetica Neue" w:hAnsi="Helvetica Neue"/>
+          <w:color w:val="333333"/>
+          <w:shd w:val="clear" w:color="auto" w:fill="FFFFFF"/>
+        </w:rPr>
+        <w:t>项目以能源传导（</w:t>
+      </w:r>
+      <w:r>
+        <w:rPr>
+          <w:rFonts w:ascii="Helvetica Neue" w:hAnsi="Helvetica Neue"/>
+          <w:color w:val="333333"/>
+          <w:shd w:val="clear" w:color="auto" w:fill="FFFFFF"/>
+        </w:rPr>
+        <w:t>pass-through</w:t>
+      </w:r>
+      <w:r>
+        <w:rPr>
+          <w:rFonts w:ascii="Helvetica Neue" w:hAnsi="Helvetica Neue"/>
+          <w:color w:val="333333"/>
+          <w:shd w:val="clear" w:color="auto" w:fill="FFFFFF"/>
+        </w:rPr>
+        <w:t>）为主</w:t>
+      </w:r>
+      <w:r>
+        <w:rPr>
+          <w:rFonts w:ascii="Helvetica Neue" w:hAnsi="Helvetica Neue"/>
+          <w:color w:val="333333"/>
+          <w:shd w:val="clear" w:color="auto" w:fill="FFFFFF"/>
+        </w:rPr>
+        <w:t>——</w:t>
+      </w:r>
+      <w:r>
+        <w:rPr>
+          <w:rFonts w:ascii="Helvetica Neue" w:hAnsi="Helvetica Neue"/>
+          <w:color w:val="333333"/>
+          <w:shd w:val="clear" w:color="auto" w:fill="FFFFFF"/>
+        </w:rPr>
+        <w:t>炼厂、化工厂旁的制氢装置，林德采购天然气通过</w:t>
+      </w:r>
+      <w:r>
+        <w:rPr>
+          <w:rFonts w:ascii="Helvetica Neue" w:hAnsi="Helvetica Neue"/>
+          <w:color w:val="333333"/>
+          <w:shd w:val="clear" w:color="auto" w:fill="FFFFFF"/>
+        </w:rPr>
+        <w:t>SMR</w:t>
+      </w:r>
+      <w:r>
+        <w:rPr>
+          <w:rFonts w:ascii="Helvetica Neue" w:hAnsi="Helvetica Neue"/>
+          <w:color w:val="333333"/>
+          <w:shd w:val="clear" w:color="auto" w:fill="FFFFFF"/>
+        </w:rPr>
+        <w:t>转化，天然气成本按合同条款直接转嫁。</w:t>
+      </w:r>
+      <w:r>
+        <w:rPr>
+          <w:rFonts w:ascii="Helvetica Neue" w:hAnsi="Helvetica Neue"/>
+          <w:color w:val="333333"/>
+          <w:shd w:val="clear" w:color="auto" w:fill="FFFFFF"/>
+        </w:rPr>
+        <w:t>Tolling</w:t>
+      </w:r>
+      <w:r>
+        <w:rPr>
+          <w:rFonts w:ascii="Helvetica Neue" w:hAnsi="Helvetica Neue"/>
+          <w:color w:val="333333"/>
+          <w:shd w:val="clear" w:color="auto" w:fill="FFFFFF"/>
+        </w:rPr>
+        <w:t>模式（如</w:t>
+      </w:r>
+      <w:r>
+        <w:rPr>
+          <w:rFonts w:ascii="Helvetica Neue" w:hAnsi="Helvetica Neue"/>
+          <w:color w:val="333333"/>
+          <w:shd w:val="clear" w:color="auto" w:fill="FFFFFF"/>
+        </w:rPr>
+        <w:t>Woodside Beaumont</w:t>
+      </w:r>
+      <w:r>
+        <w:rPr>
+          <w:rFonts w:ascii="Helvetica Neue" w:hAnsi="Helvetica Neue"/>
+          <w:color w:val="333333"/>
+          <w:shd w:val="clear" w:color="auto" w:fill="FFFFFF"/>
+        </w:rPr>
+        <w:t>）相对少见，通常出现在客户本身就是天然气</w:t>
+      </w:r>
+      <w:r>
+        <w:rPr>
+          <w:rFonts w:ascii="Helvetica Neue" w:hAnsi="Helvetica Neue"/>
+          <w:color w:val="333333"/>
+          <w:shd w:val="clear" w:color="auto" w:fill="FFFFFF"/>
+        </w:rPr>
+        <w:t>/</w:t>
+      </w:r>
+      <w:r>
+        <w:rPr>
+          <w:rFonts w:ascii="Helvetica Neue" w:hAnsi="Helvetica Neue"/>
+          <w:color w:val="333333"/>
+          <w:shd w:val="clear" w:color="auto" w:fill="FFFFFF"/>
+        </w:rPr>
+        <w:t>能源生产商的场景中</w:t>
+      </w:r>
+      <w:r>
+        <w:rPr>
+          <w:rFonts w:ascii="Helvetica Neue" w:hAnsi="Helvetica Neue" w:hint="eastAsia"/>
+          <w:color w:val="333333"/>
+          <w:shd w:val="clear" w:color="auto" w:fill="FFFFFF"/>
+        </w:rPr>
+        <w:t>。但</w:t>
+      </w:r>
+      <w:r>
+        <w:rPr>
+          <w:rFonts w:ascii="Helvetica Neue" w:hAnsi="Helvetica Neue"/>
+          <w:color w:val="333333"/>
+          <w:shd w:val="clear" w:color="auto" w:fill="FFFFFF"/>
+        </w:rPr>
+        <w:t>不论哪种模式，林德都不承担</w:t>
+      </w:r>
+      <w:r>
+        <w:rPr>
+          <w:rFonts w:ascii="Helvetica Neue" w:hAnsi="Helvetica Neue" w:hint="eastAsia"/>
+          <w:color w:val="333333"/>
+          <w:shd w:val="clear" w:color="auto" w:fill="FFFFFF"/>
+        </w:rPr>
+        <w:t>原料</w:t>
+      </w:r>
+      <w:r>
+        <w:rPr>
+          <w:rFonts w:ascii="Helvetica Neue" w:hAnsi="Helvetica Neue"/>
+          <w:color w:val="333333"/>
+          <w:shd w:val="clear" w:color="auto" w:fill="FFFFFF"/>
+        </w:rPr>
+        <w:t>价格风险</w:t>
+      </w:r>
+      <w:r>
+        <w:rPr>
+          <w:rFonts w:ascii="Helvetica Neue" w:hAnsi="Helvetica Neue" w:hint="eastAsia"/>
+          <w:color w:val="333333"/>
+          <w:shd w:val="clear" w:color="auto" w:fill="FFFFFF"/>
+        </w:rPr>
+        <w:t>。</w:t>
+      </w:r>
+    </w:p>
+    <w:p>
+      <w:pPr>
+        <w:rPr>
+          <w:rFonts w:ascii="Helvetica Neue" w:hAnsi="Helvetica Neue"/>
+          <w:color w:val="333333"/>
+          <w:shd w:val="clear" w:color="auto" w:fill="FFFFFF"/>
+        </w:rPr>
+      </w:pPr>
+    </w:p>
+    <w:p>
+      <w:pPr>
+        <w:rPr>
           <w:b/>
           <w:bCs/>
         </w:rPr>
@@ -1640,7 +2111,6 @@
         <w:rPr>
           <w:noProof/>
         </w:rPr>
-        <w:lastRenderedPageBreak/>
         <w:drawing>
           <wp:inline distT="0" distB="0" distL="0" distR="0" wp14:anchorId="570F7EDA" wp14:editId="1DE0CA98">
             <wp:extent cx="6645910" cy="1734185"/>
@@ -1657,7 +2127,7 @@
                     <pic:cNvPicPr/>
                   </pic:nvPicPr>
                   <pic:blipFill>
-                    <a:blip r:embed="rId10"/>
+                    <a:blip r:embed="rId11"/>
                     <a:stretch>
                       <a:fillRect/>
                     </a:stretch>
@@ -1739,7 +2209,7 @@
                     <pic:cNvPicPr/>
                   </pic:nvPicPr>
                   <pic:blipFill>
-                    <a:blip r:embed="rId11"/>
+                    <a:blip r:embed="rId12"/>
                     <a:stretch>
                       <a:fillRect/>
                     </a:stretch>
@@ -1834,6 +2304,7 @@
         <w:rPr>
           <w:noProof/>
         </w:rPr>
+        <w:lastRenderedPageBreak/>
         <w:drawing>
           <wp:inline distT="0" distB="0" distL="0" distR="0" wp14:anchorId="2A1D304F" wp14:editId="1C973B02">
             <wp:extent cx="6645910" cy="2364740"/>
@@ -1850,7 +2321,7 @@
                     <pic:cNvPicPr/>
                   </pic:nvPicPr>
                   <pic:blipFill>
-                    <a:blip r:embed="rId12"/>
+                    <a:blip r:embed="rId13"/>
                     <a:stretch>
                       <a:fillRect/>
                     </a:stretch>
@@ -2252,7 +2723,6 @@
         <w:rPr>
           <w:noProof/>
         </w:rPr>
-        <w:lastRenderedPageBreak/>
         <w:drawing>
           <wp:inline distT="0" distB="0" distL="0" distR="0" wp14:anchorId="085EEF64" wp14:editId="57204D47">
             <wp:extent cx="5926949" cy="2412459"/>
@@ -2269,7 +2739,7 @@
                     <pic:cNvPicPr/>
                   </pic:nvPicPr>
                   <pic:blipFill>
-                    <a:blip r:embed="rId13"/>
+                    <a:blip r:embed="rId14"/>
                     <a:stretch>
                       <a:fillRect/>
                     </a:stretch>
@@ -2295,6 +2765,7 @@
         <w:rPr>
           <w:noProof/>
         </w:rPr>
+        <w:lastRenderedPageBreak/>
         <w:drawing>
           <wp:inline distT="0" distB="0" distL="0" distR="0" wp14:anchorId="076AB365" wp14:editId="2E314E5F">
             <wp:extent cx="3491445" cy="1643975"/>
@@ -2311,7 +2782,7 @@
                     <pic:cNvPicPr/>
                   </pic:nvPicPr>
                   <pic:blipFill>
-                    <a:blip r:embed="rId14"/>
+                    <a:blip r:embed="rId15"/>
                     <a:stretch>
                       <a:fillRect/>
                     </a:stretch>
@@ -2357,7 +2828,7 @@
                     <pic:cNvPicPr/>
                   </pic:nvPicPr>
                   <pic:blipFill>
-                    <a:blip r:embed="rId15"/>
+                    <a:blip r:embed="rId16"/>
                     <a:stretch>
                       <a:fillRect/>
                     </a:stretch>
@@ -2403,7 +2874,7 @@
                     <pic:cNvPicPr/>
                   </pic:nvPicPr>
                   <pic:blipFill>
-                    <a:blip r:embed="rId16"/>
+                    <a:blip r:embed="rId17"/>
                     <a:stretch>
                       <a:fillRect/>
                     </a:stretch>
@@ -2519,7 +2990,7 @@
                     <pic:cNvPicPr/>
                   </pic:nvPicPr>
                   <pic:blipFill>
-                    <a:blip r:embed="rId17"/>
+                    <a:blip r:embed="rId18"/>
                     <a:stretch>
                       <a:fillRect/>
                     </a:stretch>
@@ -2545,7 +3016,6 @@
         <w:rPr>
           <w:noProof/>
         </w:rPr>
-        <w:lastRenderedPageBreak/>
         <w:drawing>
           <wp:inline distT="0" distB="0" distL="0" distR="0" wp14:anchorId="563B0C61" wp14:editId="03782C8D">
             <wp:extent cx="5856051" cy="1918073"/>
@@ -2562,7 +3032,7 @@
                     <pic:cNvPicPr/>
                   </pic:nvPicPr>
                   <pic:blipFill>
-                    <a:blip r:embed="rId18"/>
+                    <a:blip r:embed="rId19"/>
                     <a:stretch>
                       <a:fillRect/>
                     </a:stretch>
@@ -2588,6 +3058,7 @@
         <w:rPr>
           <w:noProof/>
         </w:rPr>
+        <w:lastRenderedPageBreak/>
         <w:drawing>
           <wp:inline distT="0" distB="0" distL="0" distR="0" wp14:anchorId="1A469621" wp14:editId="02E4F9CD">
             <wp:extent cx="5758774" cy="2318146"/>
@@ -2604,7 +3075,7 @@
                     <pic:cNvPicPr/>
                   </pic:nvPicPr>
                   <pic:blipFill>
-                    <a:blip r:embed="rId19"/>
+                    <a:blip r:embed="rId20"/>
                     <a:stretch>
                       <a:fillRect/>
                     </a:stretch>
@@ -2720,7 +3191,7 @@
                     <pic:cNvPicPr/>
                   </pic:nvPicPr>
                   <pic:blipFill>
-                    <a:blip r:embed="rId20"/>
+                    <a:blip r:embed="rId21"/>
                     <a:stretch>
                       <a:fillRect/>
                     </a:stretch>
@@ -2746,7 +3217,6 @@
         <w:rPr>
           <w:noProof/>
         </w:rPr>
-        <w:lastRenderedPageBreak/>
         <w:drawing>
           <wp:inline distT="0" distB="0" distL="0" distR="0" wp14:anchorId="5B93F488" wp14:editId="03C11CD1">
             <wp:extent cx="4163438" cy="3446498"/>
@@ -2763,7 +3233,7 @@
                     <pic:cNvPicPr/>
                   </pic:nvPicPr>
                   <pic:blipFill>
-                    <a:blip r:embed="rId21"/>
+                    <a:blip r:embed="rId22"/>
                     <a:stretch>
                       <a:fillRect/>
                     </a:stretch>
@@ -2840,6 +3310,7 @@
         <w:rPr>
           <w:noProof/>
         </w:rPr>
+        <w:lastRenderedPageBreak/>
         <w:drawing>
           <wp:inline distT="0" distB="0" distL="0" distR="0" wp14:anchorId="7CC822C5" wp14:editId="517C5BA7">
             <wp:extent cx="6645910" cy="2993390"/>
@@ -2856,7 +3327,7 @@
                     <pic:cNvPicPr/>
                   </pic:nvPicPr>
                   <pic:blipFill>
-                    <a:blip r:embed="rId22"/>
+                    <a:blip r:embed="rId23"/>
                     <a:stretch>
                       <a:fillRect/>
                     </a:stretch>
@@ -3079,7 +3550,7 @@
                     <pic:cNvPicPr/>
                   </pic:nvPicPr>
                   <pic:blipFill>
-                    <a:blip r:embed="rId23"/>
+                    <a:blip r:embed="rId24"/>
                     <a:stretch>
                       <a:fillRect/>
                     </a:stretch>
@@ -3410,7 +3881,7 @@
                     <pic:cNvPicPr/>
                   </pic:nvPicPr>
                   <pic:blipFill>
-                    <a:blip r:embed="rId24"/>
+                    <a:blip r:embed="rId25"/>
                     <a:stretch>
                       <a:fillRect/>
                     </a:stretch>
@@ -3612,7 +4083,6 @@
           <w:sz w:val="21"/>
           <w:szCs w:val="21"/>
         </w:rPr>
-        <w:lastRenderedPageBreak/>
         <w:t xml:space="preserve">Woodside Beaumont——1.1 Mtpa </w:t>
       </w:r>
       <w:r>
@@ -4471,6 +4941,7 @@
         <w:rPr>
           <w:noProof/>
         </w:rPr>
+        <w:lastRenderedPageBreak/>
         <w:drawing>
           <wp:inline distT="0" distB="0" distL="0" distR="0" wp14:anchorId="41E8C483" wp14:editId="4F4B84B3">
             <wp:extent cx="6645910" cy="2215515"/>
@@ -4487,7 +4958,7 @@
                     <pic:cNvPicPr/>
                   </pic:nvPicPr>
                   <pic:blipFill>
-                    <a:blip r:embed="rId25"/>
+                    <a:blip r:embed="rId26"/>
                     <a:stretch>
                       <a:fillRect/>
                     </a:stretch>
@@ -4544,7 +5015,6 @@
         <w:rPr>
           <w:noProof/>
         </w:rPr>
-        <w:lastRenderedPageBreak/>
         <w:drawing>
           <wp:inline distT="0" distB="0" distL="0" distR="0" wp14:anchorId="75124A7B" wp14:editId="6DD4E80B">
             <wp:extent cx="6645910" cy="2376170"/>
@@ -4561,7 +5031,7 @@
                     <pic:cNvPicPr/>
                   </pic:nvPicPr>
                   <pic:blipFill>
-                    <a:blip r:embed="rId26"/>
+                    <a:blip r:embed="rId27"/>
                     <a:stretch>
                       <a:fillRect/>
                     </a:stretch>
@@ -4771,6 +5241,7 @@
         <w:rPr>
           <w:noProof/>
         </w:rPr>
+        <w:lastRenderedPageBreak/>
         <w:drawing>
           <wp:inline distT="0" distB="0" distL="0" distR="0" wp14:anchorId="46EEA617" wp14:editId="06A9C9E9">
             <wp:extent cx="6645910" cy="2063750"/>
@@ -4787,7 +5258,7 @@
                     <pic:cNvPicPr/>
                   </pic:nvPicPr>
                   <pic:blipFill>
-                    <a:blip r:embed="rId27"/>
+                    <a:blip r:embed="rId28"/>
                     <a:stretch>
                       <a:fillRect/>
                     </a:stretch>
@@ -4958,7 +5429,6 @@
         <w:rPr>
           <w:noProof/>
         </w:rPr>
-        <w:lastRenderedPageBreak/>
         <w:drawing>
           <wp:inline distT="0" distB="0" distL="0" distR="0" wp14:anchorId="0E5AD3B7" wp14:editId="347B27D4">
             <wp:extent cx="6645910" cy="2064385"/>
@@ -4975,7 +5445,7 @@
                     <pic:cNvPicPr/>
                   </pic:nvPicPr>
                   <pic:blipFill>
-                    <a:blip r:embed="rId28"/>
+                    <a:blip r:embed="rId29"/>
                     <a:stretch>
                       <a:fillRect/>
                     </a:stretch>
@@ -5064,7 +5534,7 @@
                     <pic:cNvPicPr/>
                   </pic:nvPicPr>
                   <pic:blipFill>
-                    <a:blip r:embed="rId29"/>
+                    <a:blip r:embed="rId30"/>
                     <a:stretch>
                       <a:fillRect/>
                     </a:stretch>
@@ -5087,6 +5557,7 @@
     </w:p>
     <w:p>
       <w:r>
+        <w:lastRenderedPageBreak/>
         <w:t>反垄断的"受益者"</w:t>
       </w:r>
       <w:r>
@@ -5259,7 +5730,6 @@
         <w:pStyle w:val="ae"/>
       </w:pPr>
       <w:r>
-        <w:lastRenderedPageBreak/>
         <w:t>寡头之间已形成高度默契的定价纪律——不打价格战，通过合同内嵌通胀调价条款实现"与CPI同步"的价格增长。Linde Q3'25财报确认："定价同比+2%，与全球加权通胀基本一致"。</w:t>
       </w:r>
     </w:p>
@@ -5300,7 +5770,7 @@
                     <pic:cNvPicPr/>
                   </pic:nvPicPr>
                   <pic:blipFill>
-                    <a:blip r:embed="rId30"/>
+                    <a:blip r:embed="rId31"/>
                     <a:stretch>
                       <a:fillRect/>
                     </a:stretch>
@@ -5330,6 +5800,7 @@
         <w:rPr>
           <w:rFonts w:hint="eastAsia"/>
         </w:rPr>
+        <w:lastRenderedPageBreak/>
         <w:t>管理层</w:t>
       </w:r>
     </w:p>
@@ -5354,7 +5825,7 @@
                     <pic:cNvPicPr/>
                   </pic:nvPicPr>
                   <pic:blipFill>
-                    <a:blip r:embed="rId31"/>
+                    <a:blip r:embed="rId32"/>
                     <a:stretch>
                       <a:fillRect/>
                     </a:stretch>
@@ -5475,7 +5946,7 @@
                     <pic:cNvPicPr/>
                   </pic:nvPicPr>
                   <pic:blipFill>
-                    <a:blip r:embed="rId32"/>
+                    <a:blip r:embed="rId33"/>
                     <a:stretch>
                       <a:fillRect/>
                     </a:stretch>
@@ -5506,7 +5977,6 @@
         <w:rPr>
           <w:noProof/>
         </w:rPr>
-        <w:lastRenderedPageBreak/>
         <w:drawing>
           <wp:inline distT="0" distB="0" distL="0" distR="0" wp14:anchorId="081827CA" wp14:editId="4E236655">
             <wp:extent cx="6645910" cy="1708785"/>
@@ -5523,7 +5993,7 @@
                     <pic:cNvPicPr/>
                   </pic:nvPicPr>
                   <pic:blipFill>
-                    <a:blip r:embed="rId33"/>
+                    <a:blip r:embed="rId34"/>
                     <a:stretch>
                       <a:fillRect/>
                     </a:stretch>
@@ -5549,6 +6019,7 @@
         <w:rPr>
           <w:noProof/>
         </w:rPr>
+        <w:lastRenderedPageBreak/>
         <w:drawing>
           <wp:inline distT="0" distB="0" distL="0" distR="0" wp14:anchorId="1065A7F1" wp14:editId="3ACEF479">
             <wp:extent cx="6645910" cy="3012440"/>
@@ -5565,7 +6036,7 @@
                     <pic:cNvPicPr/>
                   </pic:nvPicPr>
                   <pic:blipFill>
-                    <a:blip r:embed="rId34"/>
+                    <a:blip r:embed="rId35"/>
                     <a:stretch>
                       <a:fillRect/>
                     </a:stretch>
@@ -5625,7 +6096,7 @@
                     <pic:cNvPicPr/>
                   </pic:nvPicPr>
                   <pic:blipFill>
-                    <a:blip r:embed="rId35"/>
+                    <a:blip r:embed="rId36"/>
                     <a:stretch>
                       <a:fillRect/>
                     </a:stretch>
@@ -5671,7 +6142,7 @@
                     <pic:cNvPicPr/>
                   </pic:nvPicPr>
                   <pic:blipFill>
-                    <a:blip r:embed="rId36"/>
+                    <a:blip r:embed="rId37"/>
                     <a:stretch>
                       <a:fillRect/>
                     </a:stretch>
@@ -5717,7 +6188,7 @@
                     <pic:cNvPicPr/>
                   </pic:nvPicPr>
                   <pic:blipFill>
-                    <a:blip r:embed="rId37"/>
+                    <a:blip r:embed="rId38"/>
                     <a:stretch>
                       <a:fillRect/>
                     </a:stretch>
@@ -5771,7 +6242,7 @@
                     <pic:cNvPicPr/>
                   </pic:nvPicPr>
                   <pic:blipFill>
-                    <a:blip r:embed="rId38"/>
+                    <a:blip r:embed="rId39"/>
                     <a:stretch>
                       <a:fillRect/>
                     </a:stretch>
@@ -5817,7 +6288,7 @@
                     <pic:cNvPicPr/>
                   </pic:nvPicPr>
                   <pic:blipFill>
-                    <a:blip r:embed="rId39"/>
+                    <a:blip r:embed="rId40"/>
                     <a:stretch>
                       <a:fillRect/>
                     </a:stretch>
@@ -5857,7 +6328,7 @@
                     <pic:cNvPicPr/>
                   </pic:nvPicPr>
                   <pic:blipFill>
-                    <a:blip r:embed="rId40"/>
+                    <a:blip r:embed="rId41"/>
                     <a:stretch>
                       <a:fillRect/>
                     </a:stretch>
@@ -5906,7 +6377,7 @@
                     <pic:cNvPicPr/>
                   </pic:nvPicPr>
                   <pic:blipFill>
-                    <a:blip r:embed="rId41"/>
+                    <a:blip r:embed="rId42"/>
                     <a:stretch>
                       <a:fillRect/>
                     </a:stretch>
@@ -5948,7 +6419,7 @@
                     <pic:cNvPicPr/>
                   </pic:nvPicPr>
                   <pic:blipFill>
-                    <a:blip r:embed="rId42"/>
+                    <a:blip r:embed="rId43"/>
                     <a:stretch>
                       <a:fillRect/>
                     </a:stretch>
@@ -5991,7 +6462,7 @@
                     <pic:cNvPicPr/>
                   </pic:nvPicPr>
                   <pic:blipFill>
-                    <a:blip r:embed="rId43"/>
+                    <a:blip r:embed="rId44"/>
                     <a:stretch>
                       <a:fillRect/>
                     </a:stretch>
@@ -6037,7 +6508,7 @@
                     <pic:cNvPicPr/>
                   </pic:nvPicPr>
                   <pic:blipFill>
-                    <a:blip r:embed="rId44"/>
+                    <a:blip r:embed="rId45"/>
                     <a:stretch>
                       <a:fillRect/>
                     </a:stretch>
@@ -6090,7 +6561,7 @@
                     <pic:cNvPicPr/>
                   </pic:nvPicPr>
                   <pic:blipFill>
-                    <a:blip r:embed="rId45"/>
+                    <a:blip r:embed="rId46"/>
                     <a:stretch>
                       <a:fillRect/>
                     </a:stretch>
@@ -6112,49 +6583,291 @@
       </w:r>
     </w:p>
     <w:p>
-      <w:r>
-        <w:rPr>
-          <w:rFonts w:ascii="Helvetica Neue" w:hAnsi="Helvetica Neue"/>
-          <w:color w:val="333333"/>
-          <w:shd w:val="clear" w:color="auto" w:fill="FFFFFF"/>
-        </w:rPr>
-        <w:t>折旧摊销率从</w:t>
-      </w:r>
-      <w:r>
-        <w:rPr>
-          <w:rFonts w:ascii="Helvetica Neue" w:hAnsi="Helvetica Neue"/>
-          <w:color w:val="333333"/>
-          <w:shd w:val="clear" w:color="auto" w:fill="FFFFFF"/>
-        </w:rPr>
-        <w:t>15.1%</w:t>
-      </w:r>
-      <w:r>
-        <w:rPr>
-          <w:rFonts w:ascii="Helvetica Neue" w:hAnsi="Helvetica Neue"/>
-          <w:color w:val="333333"/>
-          <w:shd w:val="clear" w:color="auto" w:fill="FFFFFF"/>
-        </w:rPr>
-        <w:t>持续降至</w:t>
-      </w:r>
-      <w:r>
-        <w:rPr>
-          <w:rFonts w:ascii="Helvetica Neue" w:hAnsi="Helvetica Neue"/>
-          <w:color w:val="333333"/>
-          <w:shd w:val="clear" w:color="auto" w:fill="FFFFFF"/>
-        </w:rPr>
-        <w:t>11.1%</w:t>
-      </w:r>
-      <w:r>
-        <w:rPr>
-          <w:rFonts w:ascii="Helvetica Neue" w:hAnsi="Helvetica Neue"/>
-          <w:color w:val="333333"/>
-          <w:shd w:val="clear" w:color="auto" w:fill="FFFFFF"/>
-        </w:rPr>
-        <w:t>，并购相关无形资产的摊销逐步递减，这是报告营业利润上升的重要贡献因素。</w:t>
+      <w:pPr>
+        <w:pStyle w:val="4"/>
+        <w:rPr>
+          <w:noProof/>
+        </w:rPr>
+      </w:pPr>
+      <w:r>
+        <w:rPr>
+          <w:rFonts w:hint="eastAsia"/>
+          <w:noProof/>
+        </w:rPr>
+        <w:t>折旧摊销分析</w:t>
+      </w:r>
+    </w:p>
+    <w:p>
+      <w:r>
+        <w:t>2018年Praxair以全股票方式合并Linde AG，购买法会计要求将Linde AG的全部资产按公允价值重新入账。这产生了两个后果：</w:t>
+      </w:r>
+    </w:p>
+    <w:p>
+      <w:pPr>
+        <w:pStyle w:val="a9"/>
+        <w:numPr>
+          <w:ilvl w:val="0"/>
+          <w:numId w:val="33"/>
+        </w:numPr>
+      </w:pPr>
+      <w:r>
+        <w:t>PP&amp;E被"写高"：Linde AG的工厂设备按公允价值重估，高于原始账面值的部分产生了额外折旧</w:t>
+      </w:r>
+    </w:p>
+    <w:p>
+      <w:pPr>
+        <w:pStyle w:val="a9"/>
+        <w:numPr>
+          <w:ilvl w:val="0"/>
+          <w:numId w:val="33"/>
+        </w:numPr>
+      </w:pPr>
+      <w:r>
+        <w:t>无形资产被确认：客户关系、技术许可、品牌等无形资产被识别并按有限年限摊销</w:t>
+      </w:r>
+    </w:p>
+    <w:p>
+      <w:r>
+        <w:lastRenderedPageBreak/>
+        <w:t>这些PPA（Purchase Price Allocation）产生的折旧摊销没有对应的真实现金支出，是纯粹的会计处理。它们会随时间自然到期，到期后GAAP利润自动"改善"</w:t>
+      </w:r>
+      <w:r>
+        <w:rPr>
+          <w:rFonts w:hint="eastAsia"/>
+        </w:rPr>
+        <w:t>，但不影响实际经营。</w:t>
+      </w:r>
+    </w:p>
+    <w:p>
+      <w:r>
+        <w:rPr>
+          <w:noProof/>
+        </w:rPr>
+        <w:drawing>
+          <wp:inline distT="0" distB="0" distL="0" distR="0" wp14:anchorId="7E2F6EA0" wp14:editId="3F2A49B0">
+            <wp:extent cx="6645910" cy="3302000"/>
+            <wp:effectExtent l="0" t="0" r="0" b="0"/>
+            <wp:docPr id="50782695" name="图片 1"/>
+            <wp:cNvGraphicFramePr>
+              <a:graphicFrameLocks xmlns:a="http://schemas.openxmlformats.org/drawingml/2006/main" noChangeAspect="1"/>
+            </wp:cNvGraphicFramePr>
+            <a:graphic xmlns:a="http://schemas.openxmlformats.org/drawingml/2006/main">
+              <a:graphicData uri="http://schemas.openxmlformats.org/drawingml/2006/picture">
+                <pic:pic xmlns:pic="http://schemas.openxmlformats.org/drawingml/2006/picture">
+                  <pic:nvPicPr>
+                    <pic:cNvPr id="50782695" name=""/>
+                    <pic:cNvPicPr/>
+                  </pic:nvPicPr>
+                  <pic:blipFill>
+                    <a:blip r:embed="rId47"/>
+                    <a:stretch>
+                      <a:fillRect/>
+                    </a:stretch>
+                  </pic:blipFill>
+                  <pic:spPr>
+                    <a:xfrm>
+                      <a:off x="0" y="0"/>
+                      <a:ext cx="6645910" cy="3302000"/>
+                    </a:xfrm>
+                    <a:prstGeom prst="rect">
+                      <a:avLst/>
+                    </a:prstGeom>
+                  </pic:spPr>
+                </pic:pic>
+              </a:graphicData>
+            </a:graphic>
+          </wp:inline>
+        </w:drawing>
+      </w:r>
+    </w:p>
+    <w:p>
+      <w:r>
+        <w:t>GAAP OPM从16.2%到26.3%，四年+10.1</w:t>
+      </w:r>
+      <w:r>
+        <w:rPr>
+          <w:rFonts w:hint="eastAsia"/>
+        </w:rPr>
+        <w:t>%</w:t>
+      </w:r>
+      <w:r>
+        <w:t>。但Adjusted OPM从23.3%到29.8%，四年+6.5</w:t>
+      </w:r>
+      <w:r>
+        <w:rPr>
+          <w:rFonts w:hint="eastAsia"/>
+        </w:rPr>
+        <w:t>%</w:t>
+      </w:r>
+      <w:r>
+        <w:t>。中间3.6</w:t>
+      </w:r>
+      <w:r>
+        <w:rPr>
+          <w:rFonts w:hint="eastAsia"/>
+        </w:rPr>
+        <w:t>%</w:t>
+      </w:r>
+      <w:r>
+        <w:t>差额，就是PPA到期和重组费波动贡献的"免费"利润率提升。</w:t>
+      </w:r>
+    </w:p>
+    <w:p>
+      <w:pPr>
+        <w:pStyle w:val="a9"/>
+        <w:numPr>
+          <w:ilvl w:val="0"/>
+          <w:numId w:val="34"/>
+        </w:numPr>
+      </w:pPr>
+      <w:r>
+        <w:t>FY2022的GAAP OPM只有16.1%，是因为当年计提了$1,029M的重组/减值费用（主要是</w:t>
+      </w:r>
+      <w:proofErr w:type="spellStart"/>
+      <w:r>
+        <w:t>Lincare</w:t>
+      </w:r>
+      <w:proofErr w:type="spellEnd"/>
+      <w:r>
+        <w:t>减值和俄罗斯子公司去并表）。</w:t>
+      </w:r>
+    </w:p>
+    <w:p>
+      <w:pPr>
+        <w:pStyle w:val="a9"/>
+        <w:numPr>
+          <w:ilvl w:val="0"/>
+          <w:numId w:val="34"/>
+        </w:numPr>
+      </w:pPr>
+      <w:r>
+        <w:t>FY2023的Adjusted OPM跳升390bp至27.6%，远超管理层"每年30-50bp"的常态指引。原因是能源pass-through成本大幅下降导致收入分母缩小（收入从$33.4B降至$32.9B），叠加Praxair文化成本优化集中兑现。</w:t>
       </w:r>
     </w:p>
     <w:p/>
     <w:p>
+      <w:r>
+        <w:rPr>
+          <w:noProof/>
+        </w:rPr>
+        <w:drawing>
+          <wp:inline distT="0" distB="0" distL="0" distR="0" wp14:anchorId="60A74836" wp14:editId="36929127">
+            <wp:extent cx="6645910" cy="2392045"/>
+            <wp:effectExtent l="0" t="0" r="0" b="0"/>
+            <wp:docPr id="935529813" name="图片 1"/>
+            <wp:cNvGraphicFramePr>
+              <a:graphicFrameLocks xmlns:a="http://schemas.openxmlformats.org/drawingml/2006/main" noChangeAspect="1"/>
+            </wp:cNvGraphicFramePr>
+            <a:graphic xmlns:a="http://schemas.openxmlformats.org/drawingml/2006/main">
+              <a:graphicData uri="http://schemas.openxmlformats.org/drawingml/2006/picture">
+                <pic:pic xmlns:pic="http://schemas.openxmlformats.org/drawingml/2006/picture">
+                  <pic:nvPicPr>
+                    <pic:cNvPr id="935529813" name=""/>
+                    <pic:cNvPicPr/>
+                  </pic:nvPicPr>
+                  <pic:blipFill>
+                    <a:blip r:embed="rId48"/>
+                    <a:stretch>
+                      <a:fillRect/>
+                    </a:stretch>
+                  </pic:blipFill>
+                  <pic:spPr>
+                    <a:xfrm>
+                      <a:off x="0" y="0"/>
+                      <a:ext cx="6645910" cy="2392045"/>
+                    </a:xfrm>
+                    <a:prstGeom prst="rect">
+                      <a:avLst/>
+                    </a:prstGeom>
+                  </pic:spPr>
+                </pic:pic>
+              </a:graphicData>
+            </a:graphic>
+          </wp:inline>
+        </w:drawing>
+      </w:r>
+    </w:p>
+    <w:p>
+      <w:r>
+        <w:rPr>
+          <w:noProof/>
+        </w:rPr>
+        <w:drawing>
+          <wp:inline distT="0" distB="0" distL="0" distR="0" wp14:anchorId="0236AF85" wp14:editId="1652D561">
+            <wp:extent cx="6645910" cy="1388745"/>
+            <wp:effectExtent l="0" t="0" r="0" b="0"/>
+            <wp:docPr id="1627479005" name="图片 1"/>
+            <wp:cNvGraphicFramePr>
+              <a:graphicFrameLocks xmlns:a="http://schemas.openxmlformats.org/drawingml/2006/main" noChangeAspect="1"/>
+            </wp:cNvGraphicFramePr>
+            <a:graphic xmlns:a="http://schemas.openxmlformats.org/drawingml/2006/main">
+              <a:graphicData uri="http://schemas.openxmlformats.org/drawingml/2006/picture">
+                <pic:pic xmlns:pic="http://schemas.openxmlformats.org/drawingml/2006/picture">
+                  <pic:nvPicPr>
+                    <pic:cNvPr id="1627479005" name=""/>
+                    <pic:cNvPicPr/>
+                  </pic:nvPicPr>
+                  <pic:blipFill>
+                    <a:blip r:embed="rId49"/>
+                    <a:stretch>
+                      <a:fillRect/>
+                    </a:stretch>
+                  </pic:blipFill>
+                  <pic:spPr>
+                    <a:xfrm>
+                      <a:off x="0" y="0"/>
+                      <a:ext cx="6645910" cy="1388745"/>
+                    </a:xfrm>
+                    <a:prstGeom prst="rect">
+                      <a:avLst/>
+                    </a:prstGeom>
+                  </pic:spPr>
+                </pic:pic>
+              </a:graphicData>
+            </a:graphic>
+          </wp:inline>
+        </w:drawing>
+      </w:r>
+    </w:p>
+    <w:p>
+      <w:r>
+        <w:lastRenderedPageBreak/>
+        <w:t>剔除PPA后，真实运营D&amp;A/Sales从9.0%微降至8.2%后又回升至8.8%，四年几乎没变。报告D&amp;A率下降完全是PPA到期驱动的。</w:t>
+      </w:r>
+    </w:p>
+    <w:p/>
+    <w:p>
+      <w:r>
+        <w:rPr>
+          <w:b/>
+          <w:bCs/>
+        </w:rPr>
+        <w:t>PPA顺风正在衰减</w:t>
+      </w:r>
+      <w:r>
+        <w:t>：PPA相关D&amp;A从FY2021的$1,863M降至FY2025的$777M，每年递减约$200-300M。但递减速度在放缓（FY2024→FY2025仅减少$146M），意味着GAAP报表上的"免费"利润率改善空间越来越小。</w:t>
+      </w:r>
+    </w:p>
+    <w:p>
+      <w:r>
+        <w:rPr>
+          <w:b/>
+          <w:bCs/>
+        </w:rPr>
+        <w:t>报告D&amp;A率可能触底</w:t>
+      </w:r>
+      <w:r>
+        <w:t>：D&amp;A/Sales已降至11.1%。PPA继续递减（预计未来2-3年每年约-$100-150M），但$111B backlog投产将新增大量固定资产折旧。两个方向对冲之下，报告D&amp;A率大概率在10-11%区间企稳。</w:t>
+      </w:r>
+    </w:p>
+    <w:p/>
+    <w:p>
+      <w:r>
+        <w:t>管理层引导的"每年30-50bp利润率扩张"指的是Adjusted OPM，FY2025的+30bp证明这个节奏仍在兑现。这才是Praxair文化带来的真实运营杠杆。</w:t>
+      </w:r>
+    </w:p>
+    <w:p/>
+    <w:p>
       <w:pPr>
         <w:pStyle w:val="2"/>
       </w:pPr>
@@ -6162,7 +6875,6 @@
         <w:rPr>
           <w:rFonts w:hint="eastAsia"/>
         </w:rPr>
-        <w:lastRenderedPageBreak/>
         <w:t>增长</w:t>
       </w:r>
       <w:r>
@@ -6216,7 +6928,7 @@
                     <pic:cNvPicPr/>
                   </pic:nvPicPr>
                   <pic:blipFill>
-                    <a:blip r:embed="rId46"/>
+                    <a:blip r:embed="rId50"/>
                     <a:stretch>
                       <a:fillRect/>
                     </a:stretch>
@@ -6265,7 +6977,6 @@
     <w:p>
       <w:pPr>
         <w:rPr>
-          <w:rFonts w:hint="eastAsia"/>
           <w:sz w:val="22"/>
           <w:szCs w:val="22"/>
         </w:rPr>
@@ -6273,6 +6984,7 @@
     </w:p>
     <w:p>
       <w:r>
+        <w:lastRenderedPageBreak/>
         <w:t>资本开支加速（全年指引从$50-55亿上调至$55-60亿），主要投向电子和航天项目。ROC从24.6%降至23.5%是投资期正常现象——$81亿在手订单尚在建设期，投产爬坡后ROC将回升。全年OCF $104亿（创纪录）支撑了"投资+回报两不误"的分配格局。</w:t>
       </w:r>
     </w:p>
@@ -6307,31 +7019,30 @@
       <w:pPr>
         <w:ind w:left="420" w:firstLine="420"/>
         <w:rPr>
+          <w:sz w:val="22"/>
+          <w:szCs w:val="22"/>
+        </w:rPr>
+      </w:pPr>
+      <w:r>
+        <w:rPr>
+          <w:sz w:val="22"/>
+          <w:szCs w:val="22"/>
+        </w:rPr>
+        <w:t>Q1</w:t>
+      </w:r>
+      <w:r>
+        <w:rPr>
           <w:rFonts w:hint="eastAsia"/>
           <w:sz w:val="22"/>
           <w:szCs w:val="22"/>
         </w:rPr>
-      </w:pPr>
+        <w:t>：</w:t>
+      </w:r>
       <w:r>
         <w:rPr>
           <w:sz w:val="22"/>
           <w:szCs w:val="22"/>
         </w:rPr>
-        <w:t>Q1</w:t>
-      </w:r>
-      <w:r>
-        <w:rPr>
-          <w:rFonts w:hint="eastAsia"/>
-          <w:sz w:val="22"/>
-          <w:szCs w:val="22"/>
-        </w:rPr>
-        <w:t>：</w:t>
-      </w:r>
-      <w:r>
-        <w:rPr>
-          <w:sz w:val="22"/>
-          <w:szCs w:val="22"/>
-        </w:rPr>
         <w:t>"约一半的销售额来自和电子行业长期merchant合同绑定的设备销售，这类业务平均利润率略低，属于一次性因素"</w:t>
       </w:r>
     </w:p>
@@ -6339,7 +7050,6 @@
       <w:pPr>
         <w:ind w:left="420" w:firstLine="420"/>
         <w:rPr>
-          <w:rFonts w:hint="eastAsia"/>
           <w:sz w:val="22"/>
           <w:szCs w:val="22"/>
         </w:rPr>
@@ -6397,7 +7107,6 @@
       <w:pPr>
         <w:ind w:left="420" w:firstLine="420"/>
         <w:rPr>
-          <w:rFonts w:hint="eastAsia"/>
           <w:sz w:val="22"/>
           <w:szCs w:val="22"/>
         </w:rPr>
@@ -6465,7 +7174,7 @@
                     <pic:cNvPicPr/>
                   </pic:nvPicPr>
                   <pic:blipFill>
-                    <a:blip r:embed="rId47"/>
+                    <a:blip r:embed="rId51"/>
                     <a:stretch>
                       <a:fillRect/>
                     </a:stretch>
@@ -6539,6 +7248,7 @@
         <w:rPr>
           <w:rStyle w:val="af"/>
         </w:rPr>
+        <w:lastRenderedPageBreak/>
         <w:t>对问题业务的处理方式透露了务实主义。</w:t>
       </w:r>
       <w:r>
@@ -6582,7 +7292,6 @@
         <w:rPr>
           <w:rFonts w:hint="eastAsia"/>
         </w:rPr>
-        <w:lastRenderedPageBreak/>
         <w:t>分终端市场</w:t>
       </w:r>
     </w:p>
@@ -6615,7 +7324,7 @@
                     <pic:cNvPicPr/>
                   </pic:nvPicPr>
                   <pic:blipFill>
-                    <a:blip r:embed="rId48"/>
+                    <a:blip r:embed="rId52"/>
                     <a:stretch>
                       <a:fillRect/>
                     </a:stretch>
@@ -6708,7 +7417,7 @@
                     <pic:cNvPicPr/>
                   </pic:nvPicPr>
                   <pic:blipFill>
-                    <a:blip r:embed="rId49"/>
+                    <a:blip r:embed="rId53"/>
                     <a:stretch>
                       <a:fillRect/>
                     </a:stretch>
@@ -6828,7 +7537,7 @@
                     <pic:cNvPicPr/>
                   </pic:nvPicPr>
                   <pic:blipFill>
-                    <a:blip r:embed="rId50"/>
+                    <a:blip r:embed="rId54"/>
                     <a:stretch>
                       <a:fillRect/>
                     </a:stretch>
@@ -6856,6 +7565,7 @@
     </w:p>
     <w:p>
       <w:r>
+        <w:lastRenderedPageBreak/>
         <w:t>Q3业绩会定性为"受消费趋势和创新应用技术推动，继续以低至中个位数增长，是投资组合中提供稳定增长且极具韧性的部分"。Q1业绩会补充了增长来源："美国饮料业务的新服务、新应用需求提升，以及南北美洲传统灌装、食品冷冻业务的强劲表现"，并指出"过去数年保持中高个位数增长"。</w:t>
       </w:r>
     </w:p>
@@ -6912,7 +7622,7 @@
                     <pic:cNvPicPr/>
                   </pic:nvPicPr>
                   <pic:blipFill>
-                    <a:blip r:embed="rId51"/>
+                    <a:blip r:embed="rId55"/>
                     <a:stretch>
                       <a:fillRect/>
                     </a:stretch>
@@ -6941,7 +7651,6 @@
         <w:rPr>
           <w:rStyle w:val="af"/>
         </w:rPr>
-        <w:lastRenderedPageBreak/>
         <w:t>这是林德当前最重要的增长叙事。</w:t>
       </w:r>
       <w:r>
@@ -7097,7 +7806,7 @@
                     <pic:cNvPicPr/>
                   </pic:nvPicPr>
                   <pic:blipFill>
-                    <a:blip r:embed="rId52"/>
+                    <a:blip r:embed="rId56"/>
                     <a:stretch>
                       <a:fillRect/>
                     </a:stretch>
@@ -7132,6 +7841,7 @@
         <w:spacing w:before="100" w:beforeAutospacing="1" w:after="100" w:afterAutospacing="1"/>
       </w:pPr>
       <w:r>
+        <w:lastRenderedPageBreak/>
         <w:t>成立于1985年，由台湾</w:t>
       </w:r>
       <w:r>
@@ -7247,7 +7957,6 @@
         <w:spacing w:before="100" w:beforeAutospacing="1" w:after="100" w:afterAutospacing="1"/>
       </w:pPr>
       <w:r>
-        <w:lastRenderedPageBreak/>
         <w:t>电子业务Q2同比+18%的增速也不含台湾联华林德的贡献——如果含进来增速更高</w:t>
       </w:r>
     </w:p>
@@ -7310,7 +8019,7 @@
                     <pic:cNvPicPr/>
                   </pic:nvPicPr>
                   <pic:blipFill>
-                    <a:blip r:embed="rId53"/>
+                    <a:blip r:embed="rId57"/>
                     <a:stretch>
                       <a:fillRect/>
                     </a:stretch>
@@ -7401,7 +8110,7 @@
                     <pic:cNvPicPr/>
                   </pic:nvPicPr>
                   <pic:blipFill>
-                    <a:blip r:embed="rId54"/>
+                    <a:blip r:embed="rId58"/>
                     <a:stretch>
                       <a:fillRect/>
                     </a:stretch>
@@ -7452,6 +8161,7 @@
         <w:pStyle w:val="ae"/>
       </w:pPr>
       <w:r>
+        <w:lastRenderedPageBreak/>
         <w:t>地区格局高度分化：</w:t>
       </w:r>
     </w:p>
@@ -7548,7 +8258,6 @@
         <w:rPr>
           <w:noProof/>
         </w:rPr>
-        <w:lastRenderedPageBreak/>
         <w:drawing>
           <wp:inline distT="0" distB="0" distL="0" distR="0" wp14:anchorId="62DF7E36" wp14:editId="47539C77">
             <wp:extent cx="5816600" cy="811412"/>
@@ -7565,7 +8274,7 @@
                     <pic:cNvPicPr/>
                   </pic:nvPicPr>
                   <pic:blipFill>
-                    <a:blip r:embed="rId55"/>
+                    <a:blip r:embed="rId59"/>
                     <a:stretch>
                       <a:fillRect/>
                     </a:stretch>
@@ -7664,7 +8373,7 @@
                     <pic:cNvPicPr/>
                   </pic:nvPicPr>
                   <pic:blipFill>
-                    <a:blip r:embed="rId56"/>
+                    <a:blip r:embed="rId60"/>
                     <a:stretch>
                       <a:fillRect/>
                     </a:stretch>
@@ -7708,6 +8417,7 @@
         <w:rPr>
           <w:rFonts w:hint="eastAsia"/>
         </w:rPr>
+        <w:lastRenderedPageBreak/>
         <w:t>分地区</w:t>
       </w:r>
     </w:p>
@@ -7732,7 +8442,7 @@
                     <pic:cNvPicPr/>
                   </pic:nvPicPr>
                   <pic:blipFill>
-                    <a:blip r:embed="rId57"/>
+                    <a:blip r:embed="rId61"/>
                     <a:stretch>
                       <a:fillRect/>
                     </a:stretch>
@@ -7761,11 +8471,7 @@
         <w:t>量</w:t>
       </w:r>
       <w:r>
-        <w:t>增的区域（+1%→+1%→+2%→+2%）。定价能力在三大区域</w:t>
-      </w:r>
-      <w:r>
-        <w:lastRenderedPageBreak/>
-        <w:t>中最强（同比+2%至+4%），反映其包装气体业务的议价权和美国通胀传导能力。营业利润率稳定在31%左右，本应更高，但被美国家庭护理业务</w:t>
+        <w:t>增的区域（+1%→+1%→+2%→+2%）。定价能力在三大区域中最强（同比+2%至+4%），反映其包装气体业务的议价权和美国通胀传导能力。营业利润率稳定在31%左右，本应更高，但被美国家庭护理业务</w:t>
       </w:r>
       <w:proofErr w:type="spellStart"/>
       <w:r>
@@ -7805,7 +8511,7 @@
                     <pic:cNvPicPr/>
                   </pic:nvPicPr>
                   <pic:blipFill>
-                    <a:blip r:embed="rId58"/>
+                    <a:blip r:embed="rId62"/>
                     <a:stretch>
                       <a:fillRect/>
                     </a:stretch>
@@ -7836,6 +8542,7 @@
         <w:rPr>
           <w:noProof/>
         </w:rPr>
+        <w:lastRenderedPageBreak/>
         <w:drawing>
           <wp:inline distT="0" distB="0" distL="0" distR="0" wp14:anchorId="6C6D9C83" wp14:editId="05A6E692">
             <wp:extent cx="6645910" cy="1996440"/>
@@ -7852,7 +8559,7 @@
                     <pic:cNvPicPr/>
                   </pic:nvPicPr>
                   <pic:blipFill>
-                    <a:blip r:embed="rId59"/>
+                    <a:blip r:embed="rId63"/>
                     <a:stretch>
                       <a:fillRect/>
                     </a:stretch>
@@ -7890,7 +8597,6 @@
         <w:pStyle w:val="3"/>
       </w:pPr>
       <w:r>
-        <w:lastRenderedPageBreak/>
         <w:t>在手订单与资本配置</w:t>
       </w:r>
     </w:p>
@@ -7915,7 +8621,7 @@
                     <pic:cNvPicPr/>
                   </pic:nvPicPr>
                   <pic:blipFill>
-                    <a:blip r:embed="rId60"/>
+                    <a:blip r:embed="rId64"/>
                     <a:stretch>
                       <a:fillRect/>
                     </a:stretch>
@@ -7947,7 +8653,11 @@
         <w:t>在手订单从$100亿到$111亿的跳升，是这四个季度最重要的单一事件。</w:t>
       </w:r>
       <w:r>
-        <w:t xml:space="preserve"> Q3到Q1三个季度backlog在$99-100亿窄幅波动，看似停滞——Q3启动了$10亿项目但新签订单补回，Q1投产10个项目同时签了5个新项目，维持动态平衡。然后Q2突然跳升$12亿至$111亿创历史新高，打破了平衡。拆开看，SOG（气体销售订单）从$71亿跳至$81亿（+$10亿），SOP（工程设备销售订单）从$28亿升至$30亿（+$2亿）。SOG的$10亿增量直接来自单笔美国电子大单（台积电亚利桑那晶圆厂），这意味着</w:t>
+        <w:t xml:space="preserve"> Q3到Q1三个季度backlog在$99-100亿窄幅波动，看似停滞——Q3启动了$10亿项目但新签订单补回，Q1投产10个项目同时签了5个新项目，维持动态平衡。然后Q2突然跳升$12亿至$111亿创历史新高，打破了平</w:t>
+      </w:r>
+      <w:r>
+        <w:lastRenderedPageBreak/>
+        <w:t>衡。拆开看，SOG（气体销售订单）从$71亿跳至$81亿（+$10亿），SOP（工程设备销售订单）从$28亿升至$30亿（+$2亿）。SOG的$10亿增量直接来自单笔美国电子大单（台积电亚利桑那晶圆厂），这意味着</w:t>
       </w:r>
       <w:r>
         <w:rPr>
@@ -8040,7 +8750,6 @@
         <w:rPr>
           <w:rFonts w:hint="eastAsia"/>
         </w:rPr>
-        <w:lastRenderedPageBreak/>
         <w:t>核心增长引擎</w:t>
       </w:r>
     </w:p>
@@ -8146,6 +8855,7 @@
         <w:pStyle w:val="ae"/>
       </w:pPr>
       <w:r>
+        <w:lastRenderedPageBreak/>
         <w:t>这一层合计贡献+2%到+3%的增量增速，与第一层叠加后支撑合并营收同比+5%到+6%。</w:t>
       </w:r>
     </w:p>
@@ -8303,7 +9013,7 @@
                     <pic:cNvPicPr/>
                   </pic:nvPicPr>
                   <pic:blipFill>
-                    <a:blip r:embed="rId61"/>
+                    <a:blip r:embed="rId65"/>
                     <a:stretch>
                       <a:fillRect/>
                     </a:stretch>
@@ -8365,6 +9075,7 @@
         <w:rPr>
           <w:noProof/>
         </w:rPr>
+        <w:lastRenderedPageBreak/>
         <w:drawing>
           <wp:inline distT="0" distB="0" distL="0" distR="0" wp14:anchorId="1A74EBD1" wp14:editId="0472FD9C">
             <wp:extent cx="6645910" cy="1380490"/>
@@ -8381,7 +9092,7 @@
                     <pic:cNvPicPr/>
                   </pic:nvPicPr>
                   <pic:blipFill>
-                    <a:blip r:embed="rId62"/>
+                    <a:blip r:embed="rId66"/>
                     <a:stretch>
                       <a:fillRect/>
                     </a:stretch>
@@ -8496,7 +9207,7 @@
                     <pic:cNvPicPr/>
                   </pic:nvPicPr>
                   <pic:blipFill>
-                    <a:blip r:embed="rId63"/>
+                    <a:blip r:embed="rId67"/>
                     <a:stretch>
                       <a:fillRect/>
                     </a:stretch>
@@ -8572,7 +9283,6 @@
         <w:spacing w:before="100" w:beforeAutospacing="1" w:after="100" w:afterAutospacing="1"/>
       </w:pPr>
       <w:r>
-        <w:lastRenderedPageBreak/>
         <w:t>Q4'25（初始指引）："2026年营业利润率将超过长期30-50个基点的扩张范围"</w:t>
       </w:r>
     </w:p>
@@ -8624,7 +9334,7 @@
                     <pic:cNvPicPr/>
                   </pic:nvPicPr>
                   <pic:blipFill>
-                    <a:blip r:embed="rId64"/>
+                    <a:blip r:embed="rId68"/>
                     <a:stretch>
                       <a:fillRect/>
                     </a:stretch>
@@ -8658,6 +9368,7 @@
         <w:rPr>
           <w:noProof/>
         </w:rPr>
+        <w:lastRenderedPageBreak/>
         <w:drawing>
           <wp:inline distT="0" distB="0" distL="0" distR="0" wp14:anchorId="671DDF83" wp14:editId="453DAD66">
             <wp:extent cx="6645910" cy="3787775"/>
@@ -8674,7 +9385,7 @@
                     <pic:cNvPicPr/>
                   </pic:nvPicPr>
                   <pic:blipFill>
-                    <a:blip r:embed="rId65"/>
+                    <a:blip r:embed="rId69"/>
                     <a:stretch>
                       <a:fillRect/>
                     </a:stretch>
@@ -8700,7 +9411,6 @@
         <w:rPr>
           <w:noProof/>
         </w:rPr>
-        <w:lastRenderedPageBreak/>
         <w:drawing>
           <wp:inline distT="0" distB="0" distL="0" distR="0" wp14:anchorId="7801F8B6" wp14:editId="5F172AE6">
             <wp:extent cx="6645910" cy="2106295"/>
@@ -8717,7 +9427,7 @@
                     <pic:cNvPicPr/>
                   </pic:nvPicPr>
                   <pic:blipFill>
-                    <a:blip r:embed="rId66"/>
+                    <a:blip r:embed="rId70"/>
                     <a:stretch>
                       <a:fillRect/>
                     </a:stretch>
@@ -8783,7 +9493,7 @@
                     <pic:cNvPicPr/>
                   </pic:nvPicPr>
                   <pic:blipFill>
-                    <a:blip r:embed="rId67"/>
+                    <a:blip r:embed="rId71"/>
                     <a:stretch>
                       <a:fillRect/>
                     </a:stretch>
@@ -8828,6 +9538,7 @@
         <w:rPr>
           <w:noProof/>
         </w:rPr>
+        <w:lastRenderedPageBreak/>
         <w:drawing>
           <wp:inline distT="0" distB="0" distL="0" distR="0" wp14:anchorId="5C7CA7CD" wp14:editId="0B56D788">
             <wp:extent cx="6645910" cy="1453515"/>
@@ -8844,7 +9555,7 @@
                     <pic:cNvPicPr/>
                   </pic:nvPicPr>
                   <pic:blipFill>
-                    <a:blip r:embed="rId68"/>
+                    <a:blip r:embed="rId72"/>
                     <a:stretch>
                       <a:fillRect/>
                     </a:stretch>
@@ -8902,7 +9613,7 @@
                     <pic:cNvPicPr/>
                   </pic:nvPicPr>
                   <pic:blipFill>
-                    <a:blip r:embed="rId69"/>
+                    <a:blip r:embed="rId73"/>
                     <a:stretch>
                       <a:fillRect/>
                     </a:stretch>
@@ -8944,7 +9655,7 @@
                     <pic:cNvPicPr/>
                   </pic:nvPicPr>
                   <pic:blipFill>
-                    <a:blip r:embed="rId70"/>
+                    <a:blip r:embed="rId74"/>
                     <a:stretch>
                       <a:fillRect/>
                     </a:stretch>
@@ -8970,7 +9681,6 @@
         <w:rPr>
           <w:noProof/>
         </w:rPr>
-        <w:lastRenderedPageBreak/>
         <w:drawing>
           <wp:inline distT="0" distB="0" distL="0" distR="0" wp14:anchorId="0C992910" wp14:editId="1A7156DC">
             <wp:extent cx="6645910" cy="2374900"/>
@@ -8987,7 +9697,7 @@
                     <pic:cNvPicPr/>
                   </pic:nvPicPr>
                   <pic:blipFill>
-                    <a:blip r:embed="rId71"/>
+                    <a:blip r:embed="rId75"/>
                     <a:stretch>
                       <a:fillRect/>
                     </a:stretch>
@@ -9029,7 +9739,7 @@
                     <pic:cNvPicPr/>
                   </pic:nvPicPr>
                   <pic:blipFill>
-                    <a:blip r:embed="rId72"/>
+                    <a:blip r:embed="rId76"/>
                     <a:stretch>
                       <a:fillRect/>
                     </a:stretch>
@@ -9059,6 +9769,7 @@
         <w:rPr>
           <w:rFonts w:hint="eastAsia"/>
         </w:rPr>
+        <w:lastRenderedPageBreak/>
         <w:t>估值</w:t>
       </w:r>
     </w:p>
@@ -9083,7 +9794,7 @@
                     <pic:cNvPicPr/>
                   </pic:nvPicPr>
                   <pic:blipFill>
-                    <a:blip r:embed="rId73"/>
+                    <a:blip r:embed="rId77"/>
                     <a:stretch>
                       <a:fillRect/>
                     </a:stretch>
@@ -9105,11 +9816,15 @@
       </w:r>
     </w:p>
     <w:p>
+      <w:pPr>
+        <w:rPr>
+          <w:rFonts w:hint="eastAsia"/>
+        </w:rPr>
+      </w:pPr>
       <w:r>
         <w:rPr>
           <w:noProof/>
         </w:rPr>
-        <w:lastRenderedPageBreak/>
         <w:drawing>
           <wp:inline distT="0" distB="0" distL="0" distR="0" wp14:anchorId="6B4EE8CF" wp14:editId="0E57E6C4">
             <wp:extent cx="6645910" cy="4027805"/>
@@ -9126,7 +9841,7 @@
                     <pic:cNvPicPr/>
                   </pic:nvPicPr>
                   <pic:blipFill>
-                    <a:blip r:embed="rId74"/>
+                    <a:blip r:embed="rId78"/>
                     <a:stretch>
                       <a:fillRect/>
                     </a:stretch>
@@ -9147,9 +9862,13 @@
         </w:drawing>
       </w:r>
     </w:p>
-    <w:p/>
-    <w:p/>
-    <w:p/>
+    <w:p>
+      <w:pPr>
+        <w:rPr>
+          <w:rFonts w:hint="eastAsia"/>
+        </w:rPr>
+      </w:pPr>
+    </w:p>
     <w:p/>
     <w:p/>
     <w:p/>
@@ -9279,6 +9998,119 @@
     </w:lvl>
   </w:abstractNum>
   <w:abstractNum w:abstractNumId="1" w15:restartNumberingAfterBreak="0">
+    <w:nsid w:val="03B97B34"/>
+    <w:multiLevelType w:val="hybridMultilevel"/>
+    <w:tmpl w:val="88161892"/>
+    <w:lvl w:ilvl="0" w:tplc="04090001">
+      <w:start w:val="1"/>
+      <w:numFmt w:val="bullet"/>
+      <w:lvlText w:val=""/>
+      <w:lvlJc w:val="left"/>
+      <w:pPr>
+        <w:ind w:left="860" w:hanging="440"/>
+      </w:pPr>
+      <w:rPr>
+        <w:rFonts w:ascii="Wingdings" w:hAnsi="Wingdings" w:hint="default"/>
+      </w:rPr>
+    </w:lvl>
+    <w:lvl w:ilvl="1" w:tplc="04090003" w:tentative="1">
+      <w:start w:val="1"/>
+      <w:numFmt w:val="bullet"/>
+      <w:lvlText w:val=""/>
+      <w:lvlJc w:val="left"/>
+      <w:pPr>
+        <w:ind w:left="1300" w:hanging="440"/>
+      </w:pPr>
+      <w:rPr>
+        <w:rFonts w:ascii="Wingdings" w:hAnsi="Wingdings" w:hint="default"/>
+      </w:rPr>
+    </w:lvl>
+    <w:lvl w:ilvl="2" w:tplc="04090005" w:tentative="1">
+      <w:start w:val="1"/>
+      <w:numFmt w:val="bullet"/>
+      <w:lvlText w:val=""/>
+      <w:lvlJc w:val="left"/>
+      <w:pPr>
+        <w:ind w:left="1740" w:hanging="440"/>
+      </w:pPr>
+      <w:rPr>
+        <w:rFonts w:ascii="Wingdings" w:hAnsi="Wingdings" w:hint="default"/>
+      </w:rPr>
+    </w:lvl>
+    <w:lvl w:ilvl="3" w:tplc="04090001" w:tentative="1">
+      <w:start w:val="1"/>
+      <w:numFmt w:val="bullet"/>
+      <w:lvlText w:val=""/>
+      <w:lvlJc w:val="left"/>
+      <w:pPr>
+        <w:ind w:left="2180" w:hanging="440"/>
+      </w:pPr>
+      <w:rPr>
+        <w:rFonts w:ascii="Wingdings" w:hAnsi="Wingdings" w:hint="default"/>
+      </w:rPr>
+    </w:lvl>
+    <w:lvl w:ilvl="4" w:tplc="04090003" w:tentative="1">
+      <w:start w:val="1"/>
+      <w:numFmt w:val="bullet"/>
+      <w:lvlText w:val=""/>
+      <w:lvlJc w:val="left"/>
+      <w:pPr>
+        <w:ind w:left="2620" w:hanging="440"/>
+      </w:pPr>
+      <w:rPr>
+        <w:rFonts w:ascii="Wingdings" w:hAnsi="Wingdings" w:hint="default"/>
+      </w:rPr>
+    </w:lvl>
+    <w:lvl w:ilvl="5" w:tplc="04090005" w:tentative="1">
+      <w:start w:val="1"/>
+      <w:numFmt w:val="bullet"/>
+      <w:lvlText w:val=""/>
+      <w:lvlJc w:val="left"/>
+      <w:pPr>
+        <w:ind w:left="3060" w:hanging="440"/>
+      </w:pPr>
+      <w:rPr>
+        <w:rFonts w:ascii="Wingdings" w:hAnsi="Wingdings" w:hint="default"/>
+      </w:rPr>
+    </w:lvl>
+    <w:lvl w:ilvl="6" w:tplc="04090001" w:tentative="1">
+      <w:start w:val="1"/>
+      <w:numFmt w:val="bullet"/>
+      <w:lvlText w:val=""/>
+      <w:lvlJc w:val="left"/>
+      <w:pPr>
+        <w:ind w:left="3500" w:hanging="440"/>
+      </w:pPr>
+      <w:rPr>
+        <w:rFonts w:ascii="Wingdings" w:hAnsi="Wingdings" w:hint="default"/>
+      </w:rPr>
+    </w:lvl>
+    <w:lvl w:ilvl="7" w:tplc="04090003" w:tentative="1">
+      <w:start w:val="1"/>
+      <w:numFmt w:val="bullet"/>
+      <w:lvlText w:val=""/>
+      <w:lvlJc w:val="left"/>
+      <w:pPr>
+        <w:ind w:left="3940" w:hanging="440"/>
+      </w:pPr>
+      <w:rPr>
+        <w:rFonts w:ascii="Wingdings" w:hAnsi="Wingdings" w:hint="default"/>
+      </w:rPr>
+    </w:lvl>
+    <w:lvl w:ilvl="8" w:tplc="04090005" w:tentative="1">
+      <w:start w:val="1"/>
+      <w:numFmt w:val="bullet"/>
+      <w:lvlText w:val=""/>
+      <w:lvlJc w:val="left"/>
+      <w:pPr>
+        <w:ind w:left="4380" w:hanging="440"/>
+      </w:pPr>
+      <w:rPr>
+        <w:rFonts w:ascii="Wingdings" w:hAnsi="Wingdings" w:hint="default"/>
+      </w:rPr>
+    </w:lvl>
+  </w:abstractNum>
+  <w:abstractNum w:abstractNumId="2" w15:restartNumberingAfterBreak="0">
     <w:nsid w:val="068605AF"/>
     <w:multiLevelType w:val="multilevel"/>
     <w:tmpl w:val="86C259DA"/>
@@ -9427,7 +10259,7 @@
       </w:rPr>
     </w:lvl>
   </w:abstractNum>
-  <w:abstractNum w:abstractNumId="2" w15:restartNumberingAfterBreak="0">
+  <w:abstractNum w:abstractNumId="3" w15:restartNumberingAfterBreak="0">
     <w:nsid w:val="12963F5F"/>
     <w:multiLevelType w:val="multilevel"/>
     <w:tmpl w:val="B4328DF4"/>
@@ -9576,7 +10408,7 @@
       </w:rPr>
     </w:lvl>
   </w:abstractNum>
-  <w:abstractNum w:abstractNumId="3" w15:restartNumberingAfterBreak="0">
+  <w:abstractNum w:abstractNumId="4" w15:restartNumberingAfterBreak="0">
     <w:nsid w:val="1FA542E2"/>
     <w:multiLevelType w:val="multilevel"/>
     <w:tmpl w:val="17BA8968"/>
@@ -9725,7 +10557,7 @@
       </w:rPr>
     </w:lvl>
   </w:abstractNum>
-  <w:abstractNum w:abstractNumId="4" w15:restartNumberingAfterBreak="0">
+  <w:abstractNum w:abstractNumId="5" w15:restartNumberingAfterBreak="0">
     <w:nsid w:val="25001E2D"/>
     <w:multiLevelType w:val="multilevel"/>
     <w:tmpl w:val="C89A6B94"/>
@@ -9874,7 +10706,7 @@
       </w:rPr>
     </w:lvl>
   </w:abstractNum>
-  <w:abstractNum w:abstractNumId="5" w15:restartNumberingAfterBreak="0">
+  <w:abstractNum w:abstractNumId="6" w15:restartNumberingAfterBreak="0">
     <w:nsid w:val="25BA169D"/>
     <w:multiLevelType w:val="multilevel"/>
     <w:tmpl w:val="6706B230"/>
@@ -10023,7 +10855,7 @@
       </w:rPr>
     </w:lvl>
   </w:abstractNum>
-  <w:abstractNum w:abstractNumId="6" w15:restartNumberingAfterBreak="0">
+  <w:abstractNum w:abstractNumId="7" w15:restartNumberingAfterBreak="0">
     <w:nsid w:val="2A443518"/>
     <w:multiLevelType w:val="multilevel"/>
     <w:tmpl w:val="50BCBFAE"/>
@@ -10136,7 +10968,7 @@
       </w:pPr>
     </w:lvl>
   </w:abstractNum>
-  <w:abstractNum w:abstractNumId="7" w15:restartNumberingAfterBreak="0">
+  <w:abstractNum w:abstractNumId="8" w15:restartNumberingAfterBreak="0">
     <w:nsid w:val="30D10284"/>
     <w:multiLevelType w:val="multilevel"/>
     <w:tmpl w:val="4FFE4A2C"/>
@@ -10285,7 +11117,7 @@
       </w:rPr>
     </w:lvl>
   </w:abstractNum>
-  <w:abstractNum w:abstractNumId="8" w15:restartNumberingAfterBreak="0">
+  <w:abstractNum w:abstractNumId="9" w15:restartNumberingAfterBreak="0">
     <w:nsid w:val="30E17603"/>
     <w:multiLevelType w:val="multilevel"/>
     <w:tmpl w:val="512674EA"/>
@@ -10434,7 +11266,7 @@
       </w:rPr>
     </w:lvl>
   </w:abstractNum>
-  <w:abstractNum w:abstractNumId="9" w15:restartNumberingAfterBreak="0">
+  <w:abstractNum w:abstractNumId="10" w15:restartNumberingAfterBreak="0">
     <w:nsid w:val="36B1743D"/>
     <w:multiLevelType w:val="hybridMultilevel"/>
     <w:tmpl w:val="C5CEF268"/>
@@ -10523,7 +11355,7 @@
       </w:pPr>
     </w:lvl>
   </w:abstractNum>
-  <w:abstractNum w:abstractNumId="10" w15:restartNumberingAfterBreak="0">
+  <w:abstractNum w:abstractNumId="11" w15:restartNumberingAfterBreak="0">
     <w:nsid w:val="3892090A"/>
     <w:multiLevelType w:val="multilevel"/>
     <w:tmpl w:val="D4B6F486"/>
@@ -10672,7 +11504,7 @@
       </w:rPr>
     </w:lvl>
   </w:abstractNum>
-  <w:abstractNum w:abstractNumId="11" w15:restartNumberingAfterBreak="0">
+  <w:abstractNum w:abstractNumId="12" w15:restartNumberingAfterBreak="0">
     <w:nsid w:val="3B03316B"/>
     <w:multiLevelType w:val="multilevel"/>
     <w:tmpl w:val="062E7302"/>
@@ -10821,7 +11653,7 @@
       </w:rPr>
     </w:lvl>
   </w:abstractNum>
-  <w:abstractNum w:abstractNumId="12" w15:restartNumberingAfterBreak="0">
+  <w:abstractNum w:abstractNumId="13" w15:restartNumberingAfterBreak="0">
     <w:nsid w:val="3CC10727"/>
     <w:multiLevelType w:val="multilevel"/>
     <w:tmpl w:val="01CA22F4"/>
@@ -10970,7 +11802,120 @@
       </w:rPr>
     </w:lvl>
   </w:abstractNum>
-  <w:abstractNum w:abstractNumId="13" w15:restartNumberingAfterBreak="0">
+  <w:abstractNum w:abstractNumId="14" w15:restartNumberingAfterBreak="0">
+    <w:nsid w:val="3ECB38C6"/>
+    <w:multiLevelType w:val="hybridMultilevel"/>
+    <w:tmpl w:val="718A1D22"/>
+    <w:lvl w:ilvl="0" w:tplc="04090001">
+      <w:start w:val="1"/>
+      <w:numFmt w:val="bullet"/>
+      <w:lvlText w:val=""/>
+      <w:lvlJc w:val="left"/>
+      <w:pPr>
+        <w:ind w:left="860" w:hanging="440"/>
+      </w:pPr>
+      <w:rPr>
+        <w:rFonts w:ascii="Wingdings" w:hAnsi="Wingdings" w:hint="default"/>
+      </w:rPr>
+    </w:lvl>
+    <w:lvl w:ilvl="1" w:tplc="04090003" w:tentative="1">
+      <w:start w:val="1"/>
+      <w:numFmt w:val="bullet"/>
+      <w:lvlText w:val=""/>
+      <w:lvlJc w:val="left"/>
+      <w:pPr>
+        <w:ind w:left="1300" w:hanging="440"/>
+      </w:pPr>
+      <w:rPr>
+        <w:rFonts w:ascii="Wingdings" w:hAnsi="Wingdings" w:hint="default"/>
+      </w:rPr>
+    </w:lvl>
+    <w:lvl w:ilvl="2" w:tplc="04090005" w:tentative="1">
+      <w:start w:val="1"/>
+      <w:numFmt w:val="bullet"/>
+      <w:lvlText w:val=""/>
+      <w:lvlJc w:val="left"/>
+      <w:pPr>
+        <w:ind w:left="1740" w:hanging="440"/>
+      </w:pPr>
+      <w:rPr>
+        <w:rFonts w:ascii="Wingdings" w:hAnsi="Wingdings" w:hint="default"/>
+      </w:rPr>
+    </w:lvl>
+    <w:lvl w:ilvl="3" w:tplc="04090001" w:tentative="1">
+      <w:start w:val="1"/>
+      <w:numFmt w:val="bullet"/>
+      <w:lvlText w:val=""/>
+      <w:lvlJc w:val="left"/>
+      <w:pPr>
+        <w:ind w:left="2180" w:hanging="440"/>
+      </w:pPr>
+      <w:rPr>
+        <w:rFonts w:ascii="Wingdings" w:hAnsi="Wingdings" w:hint="default"/>
+      </w:rPr>
+    </w:lvl>
+    <w:lvl w:ilvl="4" w:tplc="04090003" w:tentative="1">
+      <w:start w:val="1"/>
+      <w:numFmt w:val="bullet"/>
+      <w:lvlText w:val=""/>
+      <w:lvlJc w:val="left"/>
+      <w:pPr>
+        <w:ind w:left="2620" w:hanging="440"/>
+      </w:pPr>
+      <w:rPr>
+        <w:rFonts w:ascii="Wingdings" w:hAnsi="Wingdings" w:hint="default"/>
+      </w:rPr>
+    </w:lvl>
+    <w:lvl w:ilvl="5" w:tplc="04090005" w:tentative="1">
+      <w:start w:val="1"/>
+      <w:numFmt w:val="bullet"/>
+      <w:lvlText w:val=""/>
+      <w:lvlJc w:val="left"/>
+      <w:pPr>
+        <w:ind w:left="3060" w:hanging="440"/>
+      </w:pPr>
+      <w:rPr>
+        <w:rFonts w:ascii="Wingdings" w:hAnsi="Wingdings" w:hint="default"/>
+      </w:rPr>
+    </w:lvl>
+    <w:lvl w:ilvl="6" w:tplc="04090001" w:tentative="1">
+      <w:start w:val="1"/>
+      <w:numFmt w:val="bullet"/>
+      <w:lvlText w:val=""/>
+      <w:lvlJc w:val="left"/>
+      <w:pPr>
+        <w:ind w:left="3500" w:hanging="440"/>
+      </w:pPr>
+      <w:rPr>
+        <w:rFonts w:ascii="Wingdings" w:hAnsi="Wingdings" w:hint="default"/>
+      </w:rPr>
+    </w:lvl>
+    <w:lvl w:ilvl="7" w:tplc="04090003" w:tentative="1">
+      <w:start w:val="1"/>
+      <w:numFmt w:val="bullet"/>
+      <w:lvlText w:val=""/>
+      <w:lvlJc w:val="left"/>
+      <w:pPr>
+        <w:ind w:left="3940" w:hanging="440"/>
+      </w:pPr>
+      <w:rPr>
+        <w:rFonts w:ascii="Wingdings" w:hAnsi="Wingdings" w:hint="default"/>
+      </w:rPr>
+    </w:lvl>
+    <w:lvl w:ilvl="8" w:tplc="04090005" w:tentative="1">
+      <w:start w:val="1"/>
+      <w:numFmt w:val="bullet"/>
+      <w:lvlText w:val=""/>
+      <w:lvlJc w:val="left"/>
+      <w:pPr>
+        <w:ind w:left="4380" w:hanging="440"/>
+      </w:pPr>
+      <w:rPr>
+        <w:rFonts w:ascii="Wingdings" w:hAnsi="Wingdings" w:hint="default"/>
+      </w:rPr>
+    </w:lvl>
+  </w:abstractNum>
+  <w:abstractNum w:abstractNumId="15" w15:restartNumberingAfterBreak="0">
     <w:nsid w:val="45923DD2"/>
     <w:multiLevelType w:val="multilevel"/>
     <w:tmpl w:val="A0EC03B2"/>
@@ -11119,7 +12064,7 @@
       </w:rPr>
     </w:lvl>
   </w:abstractNum>
-  <w:abstractNum w:abstractNumId="14" w15:restartNumberingAfterBreak="0">
+  <w:abstractNum w:abstractNumId="16" w15:restartNumberingAfterBreak="0">
     <w:nsid w:val="48CC74DB"/>
     <w:multiLevelType w:val="multilevel"/>
     <w:tmpl w:val="8938AFC8"/>
@@ -11268,7 +12213,7 @@
       </w:rPr>
     </w:lvl>
   </w:abstractNum>
-  <w:abstractNum w:abstractNumId="15" w15:restartNumberingAfterBreak="0">
+  <w:abstractNum w:abstractNumId="17" w15:restartNumberingAfterBreak="0">
     <w:nsid w:val="4D602A22"/>
     <w:multiLevelType w:val="multilevel"/>
     <w:tmpl w:val="2682A1A2"/>
@@ -11417,7 +12362,7 @@
       </w:rPr>
     </w:lvl>
   </w:abstractNum>
-  <w:abstractNum w:abstractNumId="16" w15:restartNumberingAfterBreak="0">
+  <w:abstractNum w:abstractNumId="18" w15:restartNumberingAfterBreak="0">
     <w:nsid w:val="4E1D6444"/>
     <w:multiLevelType w:val="hybridMultilevel"/>
     <w:tmpl w:val="18B42E74"/>
@@ -11530,7 +12475,7 @@
       </w:rPr>
     </w:lvl>
   </w:abstractNum>
-  <w:abstractNum w:abstractNumId="17" w15:restartNumberingAfterBreak="0">
+  <w:abstractNum w:abstractNumId="19" w15:restartNumberingAfterBreak="0">
     <w:nsid w:val="4E5B4781"/>
     <w:multiLevelType w:val="multilevel"/>
     <w:tmpl w:val="C686B59A"/>
@@ -11679,7 +12624,7 @@
       </w:rPr>
     </w:lvl>
   </w:abstractNum>
-  <w:abstractNum w:abstractNumId="18" w15:restartNumberingAfterBreak="0">
+  <w:abstractNum w:abstractNumId="20" w15:restartNumberingAfterBreak="0">
     <w:nsid w:val="514765BC"/>
     <w:multiLevelType w:val="hybridMultilevel"/>
     <w:tmpl w:val="2D72E0B4"/>
@@ -11768,7 +12713,7 @@
       </w:pPr>
     </w:lvl>
   </w:abstractNum>
-  <w:abstractNum w:abstractNumId="19" w15:restartNumberingAfterBreak="0">
+  <w:abstractNum w:abstractNumId="21" w15:restartNumberingAfterBreak="0">
     <w:nsid w:val="527D510F"/>
     <w:multiLevelType w:val="multilevel"/>
     <w:tmpl w:val="D2A0D8E0"/>
@@ -11917,7 +12862,7 @@
       </w:rPr>
     </w:lvl>
   </w:abstractNum>
-  <w:abstractNum w:abstractNumId="20" w15:restartNumberingAfterBreak="0">
+  <w:abstractNum w:abstractNumId="22" w15:restartNumberingAfterBreak="0">
     <w:nsid w:val="52EB492C"/>
     <w:multiLevelType w:val="multilevel"/>
     <w:tmpl w:val="BAEA2036"/>
@@ -12066,7 +13011,7 @@
       </w:rPr>
     </w:lvl>
   </w:abstractNum>
-  <w:abstractNum w:abstractNumId="21" w15:restartNumberingAfterBreak="0">
+  <w:abstractNum w:abstractNumId="23" w15:restartNumberingAfterBreak="0">
     <w:nsid w:val="576505D5"/>
     <w:multiLevelType w:val="multilevel"/>
     <w:tmpl w:val="ECF06060"/>
@@ -12215,7 +13160,120 @@
       </w:rPr>
     </w:lvl>
   </w:abstractNum>
-  <w:abstractNum w:abstractNumId="22" w15:restartNumberingAfterBreak="0">
+  <w:abstractNum w:abstractNumId="24" w15:restartNumberingAfterBreak="0">
+    <w:nsid w:val="577A2FE2"/>
+    <w:multiLevelType w:val="hybridMultilevel"/>
+    <w:tmpl w:val="6DB637D0"/>
+    <w:lvl w:ilvl="0" w:tplc="04090001">
+      <w:start w:val="1"/>
+      <w:numFmt w:val="bullet"/>
+      <w:lvlText w:val=""/>
+      <w:lvlJc w:val="left"/>
+      <w:pPr>
+        <w:ind w:left="860" w:hanging="440"/>
+      </w:pPr>
+      <w:rPr>
+        <w:rFonts w:ascii="Wingdings" w:hAnsi="Wingdings" w:hint="default"/>
+      </w:rPr>
+    </w:lvl>
+    <w:lvl w:ilvl="1" w:tplc="04090003" w:tentative="1">
+      <w:start w:val="1"/>
+      <w:numFmt w:val="bullet"/>
+      <w:lvlText w:val=""/>
+      <w:lvlJc w:val="left"/>
+      <w:pPr>
+        <w:ind w:left="1300" w:hanging="440"/>
+      </w:pPr>
+      <w:rPr>
+        <w:rFonts w:ascii="Wingdings" w:hAnsi="Wingdings" w:hint="default"/>
+      </w:rPr>
+    </w:lvl>
+    <w:lvl w:ilvl="2" w:tplc="04090005" w:tentative="1">
+      <w:start w:val="1"/>
+      <w:numFmt w:val="bullet"/>
+      <w:lvlText w:val=""/>
+      <w:lvlJc w:val="left"/>
+      <w:pPr>
+        <w:ind w:left="1740" w:hanging="440"/>
+      </w:pPr>
+      <w:rPr>
+        <w:rFonts w:ascii="Wingdings" w:hAnsi="Wingdings" w:hint="default"/>
+      </w:rPr>
+    </w:lvl>
+    <w:lvl w:ilvl="3" w:tplc="04090001" w:tentative="1">
+      <w:start w:val="1"/>
+      <w:numFmt w:val="bullet"/>
+      <w:lvlText w:val=""/>
+      <w:lvlJc w:val="left"/>
+      <w:pPr>
+        <w:ind w:left="2180" w:hanging="440"/>
+      </w:pPr>
+      <w:rPr>
+        <w:rFonts w:ascii="Wingdings" w:hAnsi="Wingdings" w:hint="default"/>
+      </w:rPr>
+    </w:lvl>
+    <w:lvl w:ilvl="4" w:tplc="04090003" w:tentative="1">
+      <w:start w:val="1"/>
+      <w:numFmt w:val="bullet"/>
+      <w:lvlText w:val=""/>
+      <w:lvlJc w:val="left"/>
+      <w:pPr>
+        <w:ind w:left="2620" w:hanging="440"/>
+      </w:pPr>
+      <w:rPr>
+        <w:rFonts w:ascii="Wingdings" w:hAnsi="Wingdings" w:hint="default"/>
+      </w:rPr>
+    </w:lvl>
+    <w:lvl w:ilvl="5" w:tplc="04090005" w:tentative="1">
+      <w:start w:val="1"/>
+      <w:numFmt w:val="bullet"/>
+      <w:lvlText w:val=""/>
+      <w:lvlJc w:val="left"/>
+      <w:pPr>
+        <w:ind w:left="3060" w:hanging="440"/>
+      </w:pPr>
+      <w:rPr>
+        <w:rFonts w:ascii="Wingdings" w:hAnsi="Wingdings" w:hint="default"/>
+      </w:rPr>
+    </w:lvl>
+    <w:lvl w:ilvl="6" w:tplc="04090001" w:tentative="1">
+      <w:start w:val="1"/>
+      <w:numFmt w:val="bullet"/>
+      <w:lvlText w:val=""/>
+      <w:lvlJc w:val="left"/>
+      <w:pPr>
+        <w:ind w:left="3500" w:hanging="440"/>
+      </w:pPr>
+      <w:rPr>
+        <w:rFonts w:ascii="Wingdings" w:hAnsi="Wingdings" w:hint="default"/>
+      </w:rPr>
+    </w:lvl>
+    <w:lvl w:ilvl="7" w:tplc="04090003" w:tentative="1">
+      <w:start w:val="1"/>
+      <w:numFmt w:val="bullet"/>
+      <w:lvlText w:val=""/>
+      <w:lvlJc w:val="left"/>
+      <w:pPr>
+        <w:ind w:left="3940" w:hanging="440"/>
+      </w:pPr>
+      <w:rPr>
+        <w:rFonts w:ascii="Wingdings" w:hAnsi="Wingdings" w:hint="default"/>
+      </w:rPr>
+    </w:lvl>
+    <w:lvl w:ilvl="8" w:tplc="04090005" w:tentative="1">
+      <w:start w:val="1"/>
+      <w:numFmt w:val="bullet"/>
+      <w:lvlText w:val=""/>
+      <w:lvlJc w:val="left"/>
+      <w:pPr>
+        <w:ind w:left="4380" w:hanging="440"/>
+      </w:pPr>
+      <w:rPr>
+        <w:rFonts w:ascii="Wingdings" w:hAnsi="Wingdings" w:hint="default"/>
+      </w:rPr>
+    </w:lvl>
+  </w:abstractNum>
+  <w:abstractNum w:abstractNumId="25" w15:restartNumberingAfterBreak="0">
     <w:nsid w:val="5C2F4AA2"/>
     <w:multiLevelType w:val="multilevel"/>
     <w:tmpl w:val="C942804A"/>
@@ -12364,7 +13422,7 @@
       </w:rPr>
     </w:lvl>
   </w:abstractNum>
-  <w:abstractNum w:abstractNumId="23" w15:restartNumberingAfterBreak="0">
+  <w:abstractNum w:abstractNumId="26" w15:restartNumberingAfterBreak="0">
     <w:nsid w:val="62441CA1"/>
     <w:multiLevelType w:val="multilevel"/>
     <w:tmpl w:val="E250B866"/>
@@ -12513,7 +13571,7 @@
       </w:rPr>
     </w:lvl>
   </w:abstractNum>
-  <w:abstractNum w:abstractNumId="24" w15:restartNumberingAfterBreak="0">
+  <w:abstractNum w:abstractNumId="27" w15:restartNumberingAfterBreak="0">
     <w:nsid w:val="638D7562"/>
     <w:multiLevelType w:val="multilevel"/>
     <w:tmpl w:val="E26CE350"/>
@@ -12662,7 +13720,7 @@
       </w:rPr>
     </w:lvl>
   </w:abstractNum>
-  <w:abstractNum w:abstractNumId="25" w15:restartNumberingAfterBreak="0">
+  <w:abstractNum w:abstractNumId="28" w15:restartNumberingAfterBreak="0">
     <w:nsid w:val="6DB33049"/>
     <w:multiLevelType w:val="multilevel"/>
     <w:tmpl w:val="1A34B058"/>
@@ -12811,7 +13869,7 @@
       </w:rPr>
     </w:lvl>
   </w:abstractNum>
-  <w:abstractNum w:abstractNumId="26" w15:restartNumberingAfterBreak="0">
+  <w:abstractNum w:abstractNumId="29" w15:restartNumberingAfterBreak="0">
     <w:nsid w:val="6DFE00EB"/>
     <w:multiLevelType w:val="multilevel"/>
     <w:tmpl w:val="A76093E0"/>
@@ -12924,7 +13982,7 @@
       </w:pPr>
     </w:lvl>
   </w:abstractNum>
-  <w:abstractNum w:abstractNumId="27" w15:restartNumberingAfterBreak="0">
+  <w:abstractNum w:abstractNumId="30" w15:restartNumberingAfterBreak="0">
     <w:nsid w:val="6E992836"/>
     <w:multiLevelType w:val="multilevel"/>
     <w:tmpl w:val="CCF8C10E"/>
@@ -13073,7 +14131,7 @@
       </w:rPr>
     </w:lvl>
   </w:abstractNum>
-  <w:abstractNum w:abstractNumId="28" w15:restartNumberingAfterBreak="0">
+  <w:abstractNum w:abstractNumId="31" w15:restartNumberingAfterBreak="0">
     <w:nsid w:val="72101675"/>
     <w:multiLevelType w:val="multilevel"/>
     <w:tmpl w:val="79B0ED0C"/>
@@ -13222,7 +14280,7 @@
       </w:rPr>
     </w:lvl>
   </w:abstractNum>
-  <w:abstractNum w:abstractNumId="29" w15:restartNumberingAfterBreak="0">
+  <w:abstractNum w:abstractNumId="32" w15:restartNumberingAfterBreak="0">
     <w:nsid w:val="73683B9B"/>
     <w:multiLevelType w:val="multilevel"/>
     <w:tmpl w:val="F4B2F356"/>
@@ -13371,7 +14429,7 @@
       </w:rPr>
     </w:lvl>
   </w:abstractNum>
-  <w:abstractNum w:abstractNumId="30" w15:restartNumberingAfterBreak="0">
+  <w:abstractNum w:abstractNumId="33" w15:restartNumberingAfterBreak="0">
     <w:nsid w:val="7FC73FE5"/>
     <w:multiLevelType w:val="multilevel"/>
     <w:tmpl w:val="C706D0B8"/>
@@ -13524,94 +14582,103 @@
     <w:abstractNumId w:val="0"/>
   </w:num>
   <w:num w:numId="2" w16cid:durableId="1422606374">
+    <w:abstractNumId w:val="33"/>
+  </w:num>
+  <w:num w:numId="3" w16cid:durableId="2065250590">
+    <w:abstractNumId w:val="25"/>
+  </w:num>
+  <w:num w:numId="4" w16cid:durableId="1438019070">
     <w:abstractNumId w:val="30"/>
   </w:num>
-  <w:num w:numId="3" w16cid:durableId="2065250590">
+  <w:num w:numId="5" w16cid:durableId="941305256">
+    <w:abstractNumId w:val="31"/>
+  </w:num>
+  <w:num w:numId="6" w16cid:durableId="147595664">
+    <w:abstractNumId w:val="20"/>
+  </w:num>
+  <w:num w:numId="7" w16cid:durableId="234828421">
     <w:abstractNumId w:val="22"/>
   </w:num>
-  <w:num w:numId="4" w16cid:durableId="1438019070">
+  <w:num w:numId="8" w16cid:durableId="373966859">
+    <w:abstractNumId w:val="17"/>
+  </w:num>
+  <w:num w:numId="9" w16cid:durableId="2042247239">
+    <w:abstractNumId w:val="4"/>
+  </w:num>
+  <w:num w:numId="10" w16cid:durableId="1382167651">
+    <w:abstractNumId w:val="5"/>
+  </w:num>
+  <w:num w:numId="11" w16cid:durableId="430902283">
+    <w:abstractNumId w:val="16"/>
+  </w:num>
+  <w:num w:numId="12" w16cid:durableId="114375619">
+    <w:abstractNumId w:val="8"/>
+  </w:num>
+  <w:num w:numId="13" w16cid:durableId="1015234206">
+    <w:abstractNumId w:val="18"/>
+  </w:num>
+  <w:num w:numId="14" w16cid:durableId="32315955">
     <w:abstractNumId w:val="27"/>
   </w:num>
-  <w:num w:numId="5" w16cid:durableId="941305256">
+  <w:num w:numId="15" w16cid:durableId="2138639963">
+    <w:abstractNumId w:val="7"/>
+  </w:num>
+  <w:num w:numId="16" w16cid:durableId="1729836399">
+    <w:abstractNumId w:val="10"/>
+  </w:num>
+  <w:num w:numId="17" w16cid:durableId="1634795541">
+    <w:abstractNumId w:val="9"/>
+  </w:num>
+  <w:num w:numId="18" w16cid:durableId="1542328183">
+    <w:abstractNumId w:val="12"/>
+  </w:num>
+  <w:num w:numId="19" w16cid:durableId="1343436537">
     <w:abstractNumId w:val="28"/>
   </w:num>
-  <w:num w:numId="6" w16cid:durableId="147595664">
-    <w:abstractNumId w:val="18"/>
+  <w:num w:numId="20" w16cid:durableId="1648196462">
+    <w:abstractNumId w:val="26"/>
   </w:num>
-  <w:num w:numId="7" w16cid:durableId="234828421">
-    <w:abstractNumId w:val="20"/>
+  <w:num w:numId="21" w16cid:durableId="977102060">
+    <w:abstractNumId w:val="19"/>
   </w:num>
-  <w:num w:numId="8" w16cid:durableId="373966859">
+  <w:num w:numId="22" w16cid:durableId="1268122325">
+    <w:abstractNumId w:val="21"/>
+  </w:num>
+  <w:num w:numId="23" w16cid:durableId="885995407">
+    <w:abstractNumId w:val="3"/>
+  </w:num>
+  <w:num w:numId="24" w16cid:durableId="921915639">
+    <w:abstractNumId w:val="13"/>
+  </w:num>
+  <w:num w:numId="25" w16cid:durableId="790132057">
+    <w:abstractNumId w:val="11"/>
+  </w:num>
+  <w:num w:numId="26" w16cid:durableId="2056079159">
+    <w:abstractNumId w:val="32"/>
+  </w:num>
+  <w:num w:numId="27" w16cid:durableId="246618532">
     <w:abstractNumId w:val="15"/>
   </w:num>
-  <w:num w:numId="9" w16cid:durableId="2042247239">
-    <w:abstractNumId w:val="3"/>
+  <w:num w:numId="28" w16cid:durableId="840506227">
+    <w:abstractNumId w:val="2"/>
   </w:num>
-  <w:num w:numId="10" w16cid:durableId="1382167651">
-    <w:abstractNumId w:val="4"/>
+  <w:num w:numId="29" w16cid:durableId="1851483375">
+    <w:abstractNumId w:val="23"/>
   </w:num>
-  <w:num w:numId="11" w16cid:durableId="430902283">
-    <w:abstractNumId w:val="14"/>
+  <w:num w:numId="30" w16cid:durableId="1127159737">
+    <w:abstractNumId w:val="6"/>
   </w:num>
-  <w:num w:numId="12" w16cid:durableId="114375619">
-    <w:abstractNumId w:val="7"/>
+  <w:num w:numId="31" w16cid:durableId="932325854">
+    <w:abstractNumId w:val="29"/>
   </w:num>
-  <w:num w:numId="13" w16cid:durableId="1015234206">
-    <w:abstractNumId w:val="16"/>
+  <w:num w:numId="32" w16cid:durableId="2018724091">
+    <w:abstractNumId w:val="1"/>
   </w:num>
-  <w:num w:numId="14" w16cid:durableId="32315955">
+  <w:num w:numId="33" w16cid:durableId="1242063566">
     <w:abstractNumId w:val="24"/>
   </w:num>
-  <w:num w:numId="15" w16cid:durableId="2138639963">
-    <w:abstractNumId w:val="6"/>
-  </w:num>
-  <w:num w:numId="16" w16cid:durableId="1729836399">
-    <w:abstractNumId w:val="9"/>
-  </w:num>
-  <w:num w:numId="17" w16cid:durableId="1634795541">
-    <w:abstractNumId w:val="8"/>
-  </w:num>
-  <w:num w:numId="18" w16cid:durableId="1542328183">
-    <w:abstractNumId w:val="11"/>
-  </w:num>
-  <w:num w:numId="19" w16cid:durableId="1343436537">
-    <w:abstractNumId w:val="25"/>
-  </w:num>
-  <w:num w:numId="20" w16cid:durableId="1648196462">
-    <w:abstractNumId w:val="23"/>
-  </w:num>
-  <w:num w:numId="21" w16cid:durableId="977102060">
-    <w:abstractNumId w:val="17"/>
-  </w:num>
-  <w:num w:numId="22" w16cid:durableId="1268122325">
-    <w:abstractNumId w:val="19"/>
-  </w:num>
-  <w:num w:numId="23" w16cid:durableId="885995407">
-    <w:abstractNumId w:val="2"/>
-  </w:num>
-  <w:num w:numId="24" w16cid:durableId="921915639">
-    <w:abstractNumId w:val="12"/>
-  </w:num>
-  <w:num w:numId="25" w16cid:durableId="790132057">
-    <w:abstractNumId w:val="10"/>
-  </w:num>
-  <w:num w:numId="26" w16cid:durableId="2056079159">
-    <w:abstractNumId w:val="29"/>
-  </w:num>
-  <w:num w:numId="27" w16cid:durableId="246618532">
-    <w:abstractNumId w:val="13"/>
-  </w:num>
-  <w:num w:numId="28" w16cid:durableId="840506227">
-    <w:abstractNumId w:val="1"/>
-  </w:num>
-  <w:num w:numId="29" w16cid:durableId="1851483375">
-    <w:abstractNumId w:val="21"/>
-  </w:num>
-  <w:num w:numId="30" w16cid:durableId="1127159737">
-    <w:abstractNumId w:val="5"/>
-  </w:num>
-  <w:num w:numId="31" w16cid:durableId="932325854">
-    <w:abstractNumId w:val="26"/>
+  <w:num w:numId="34" w16cid:durableId="287204363">
+    <w:abstractNumId w:val="14"/>
   </w:num>
 </w:numbering>
 </file>
